--- a/docs/02-theme-tracks-judging-agenda.docx
+++ b/docs/02-theme-tracks-judging-agenda.docx
@@ -1671,7 +1671,7 @@
               <w:pStyle w:val="Compact"/>
             </w:pPr>
             <w:r>
-              <w:t xml:space="preserve">Opening, 30 minutes: welcome; [NGO] and [government body]; title sponsor 5 min; the six tracks in one minute each by their sponsors or the organizers; rules, schedule, safety and overnight rules</w:t>
+              <w:t xml:space="preserve">Opening, 30 minutes: welcome from Hackathon Mongolia; Uram Enerel and [government body]; title sponsor 5 min; the six tracks in one minute each by their sponsors or the organizers; rules, schedule, safety and overnight rules</w:t>
             </w:r>
           </w:p>
         </w:tc>
@@ -2546,7 +2546,7 @@
         <w:t xml:space="preserve"> </w:t>
       </w:r>
       <w:r>
-        <w:t xml:space="preserve">Target 260 registrations for 220 attending; cap at 300 with a waitlist. Half from high schools, half from universities, 25+ institutions. Registration opens October 12 and closes November 3.</w:t>
+        <w:t xml:space="preserve">Target 260 registrations for 220 attending; cap at 300 with a waitlist. Half from high schools, half from universities, 25+ institutions. Uram Care's 15+ school chapters are the first recruitment channel: one post in each chapter's group the day registration opens. Registration opens October 12 and closes November 3.</w:t>
       </w:r>
     </w:p>
     <w:p>
@@ -2582,7 +2582,7 @@
         <w:t xml:space="preserve"> </w:t>
       </w:r>
       <w:r>
-        <w:t xml:space="preserve">Three per track: one engineer or data scientist, one health or environment professional (MNUMS, hospitals, the air pollution agency, environmental NGOs), one sponsor representative. Ask by October 16, confirm by October 30, brief on November 6 and again at 11:00 on the day.</w:t>
+        <w:t xml:space="preserve">Three per track: one engineer or data scientist, one health or environment professional (Uram Care's network, MNUMS, hospitals, the air pollution agency, environmental NGOs), one sponsor representative. Ask by October 16, confirm by October 30, brief on November 6 and again at 11:00 on the day.</w:t>
       </w:r>
     </w:p>
     <w:p>

--- a/docs/02-theme-tracks-judging-agenda.docx
+++ b/docs/02-theme-tracks-judging-agenda.docx
@@ -130,7 +130,7 @@
         <w:pStyle w:val="BodyText"/>
       </w:pPr>
       <w:r>
-        <w:t xml:space="preserve">The theme is environmental health in Ulaanbaatar: health problems that have an environmental cause and a technical fix within reach of a student team in 24 hours. Every track pairs one environmental cause with one health outcome, so "health" and "environment" are never separate menus; a project must touch both to be in scope.</w:t>
+        <w:t xml:space="preserve">The theme is environmental health in Mongolia, city and countryside: health problems that have an environmental cause and a technical fix within reach of a student team in 24 hours. Four in five deaths in the country are from noncommunicable diseases, and the environment people live in drives much of that. Every track pairs one environmental cause with one health outcome, so "health" and "environment" are never separate menus; a project must touch both to be in scope.</w:t>
       </w:r>
     </w:p>
     <w:p>
@@ -198,13 +198,13 @@
           <w:b/>
           <w:bCs/>
         </w:rPr>
-        <w:t xml:space="preserve">For the city</w:t>
-      </w:r>
-      <w:r>
-        <w:t xml:space="preserve"> </w:t>
-      </w:r>
-      <w:r>
-        <w:t xml:space="preserve">it is timely. Winter starts the week of the event. The air-quality season is the backdrop.</w:t>
+        <w:t xml:space="preserve">For the country</w:t>
+      </w:r>
+      <w:r>
+        <w:t xml:space="preserve"> </w:t>
+      </w:r>
+      <w:r>
+        <w:t xml:space="preserve">it is timely. Winter starts the week of the event: the air season in the cities, the dzud season on the steppe.</w:t>
       </w:r>
     </w:p>
     <w:p>
@@ -1490,7 +1490,7 @@
         <w:t xml:space="preserve"> </w:t>
       </w:r>
       <w:r>
-        <w:t xml:space="preserve">A cash pool of 15,000,000 MNT for the overall top three, split 50 / 30 / 20: first 7,500,000, second 4,500,000, third 3,000,000, paid to the team by the NGO with 5 percent personal income tax withheld. Six track awards: certificates plus whatever the track sponsor puts up, products or cash. Best beginner team and best design: product prizes from prize sponsors. A team can win one placed prize and one category or track award. If the pool ends at 10,000,000 or 20,000,000 the split stays 50 / 30 / 20.</w:t>
+        <w:t xml:space="preserve">A cash pool for the overall top three of at least 5,000,000 MNT, split 50 / 30 / 20, paid to the team by Uram Enerel with 5 percent personal income tax withheld. The pool grows with every prize-pool sponsor; the final size is announced on October 26, after commitments close. Internal target 15,000,000. Six track awards: certificates plus whatever the track sponsor puts up. Best beginner team and best design: product prizes from prize sponsors. A team can win one placed prize and one category or track award.</w:t>
       </w:r>
     </w:p>
     <w:p>

--- a/docs/02-theme-tracks-judging-agenda.docx
+++ b/docs/02-theme-tracks-judging-agenda.docx
@@ -60,7 +60,7 @@
         <w:t xml:space="preserve"> </w:t>
       </w:r>
       <w:r>
-        <w:t xml:space="preserve">Online it means "go outside, log off, breathe." In Ulaanbaatar the joke turns serious: going outside in January is a health decision, and the ground, the water and the stove are too. The name says the thesis in two words, and it is funnier than anything a ministry would pick, which is the point for a youth event. Use it with the straight subtitle so sponsors know what it is.</w:t>
+        <w:t xml:space="preserve">Online it means "go outside, log off, breathe." In Ulaanbaatar the joke turns serious: going outside in January is a health decision, and the ground, the water and the stove are too. The name says the thesis in two words and sounds like something students chose, which is the point for a youth event. Use it with the straight subtitle so partners know what it is.</w:t>
       </w:r>
     </w:p>
     <w:p>

--- a/docs/02-theme-tracks-judging-agenda.docx
+++ b/docs/02-theme-tracks-judging-agenda.docx
@@ -1092,7 +1092,7 @@
         <w:t xml:space="preserve"> </w:t>
       </w:r>
       <w:r>
-        <w:t xml:space="preserve">Students aged 16 to 24 enrolled in a high school, university or college in Mongolia. Under-18s bring a signed parental consent form covering the overnight. Organizers, judges and mentors do not compete.</w:t>
+        <w:t xml:space="preserve">Students aged 14 to 20 enrolled in a secondary school, university or college in Mongolia. Under-18s bring a signed parental consent form covering the overnight. Organizers, judges and mentors do not compete.</w:t>
       </w:r>
     </w:p>
     <w:p>
@@ -2546,7 +2546,7 @@
         <w:t xml:space="preserve"> </w:t>
       </w:r>
       <w:r>
-        <w:t xml:space="preserve">Target 260 registrations for 220 attending; cap at 300 with a waitlist. Half from high schools, half from universities, 25+ institutions. Uram Care's 15+ school chapters are the first recruitment channel: one post in each chapter's group the day registration opens. Registration opens October 12 and closes November 3.</w:t>
+        <w:t xml:space="preserve">Target 260 registrations for 220 attending; cap at 300 with a waitlist. Mostly secondary school students, plus first- and second-year university students, from 25+ institutions; most participants are under 18. Uram Care's 15+ school chapters are the first recruitment channel: one post in each chapter's group the day registration opens. Registration opens October 12 and closes November 3.</w:t>
       </w:r>
     </w:p>
     <w:p>

--- a/docs/02-theme-tracks-judging-agenda.docx
+++ b/docs/02-theme-tracks-judging-agenda.docx
@@ -2546,7 +2546,7 @@
         <w:t xml:space="preserve"> </w:t>
       </w:r>
       <w:r>
-        <w:t xml:space="preserve">Target 260 registrations for 220 attending; cap at 300 with a waitlist. Mostly secondary school students, plus first- and second-year university students, from 25+ institutions; most participants are under 18. Uram Care's 15+ school chapters are the first recruitment channel: one post in each chapter's group the day registration opens. Registration opens October 12 and closes November 3.</w:t>
+        <w:t xml:space="preserve">Target 260 registrations for 220 attending; cap at 300 with a waitlist. Mostly secondary school students, plus first- and second-year university students, from 25+ institutions; most participants are under 18. Recruitment runs through the website and the organizers' own networks, not through schools. Participation is 45,000 MNT per person, paid to Uram Enerel NGO. Registration opens October 12 and closes November 3.</w:t>
       </w:r>
     </w:p>
     <w:p>

--- a/docs/02-theme-tracks-judging-agenda.docx
+++ b/docs/02-theme-tracks-judging-agenda.docx
@@ -833,7 +833,17 @@
         </w:numPr>
       </w:pPr>
       <w:r>
-        <w:t xml:space="preserve">Help a parent in a ger district decide each morning whether a child walks to school, rides, or stays home.</w:t>
+        <w:rPr>
+          <w:b/>
+          <w:bCs/>
+        </w:rPr>
+        <w:t xml:space="preserve">Walk, bus or stay home?</w:t>
+      </w:r>
+      <w:r>
+        <w:t xml:space="preserve"> </w:t>
+      </w:r>
+      <w:r>
+        <w:t xml:space="preserve">— At 7:30 a.m. a parent in a ger district checks one screen and knows whether their eight-year-old walks to school today, rides, or stays in.</w:t>
       </w:r>
     </w:p>
     <w:p>
@@ -845,7 +855,17 @@
         </w:numPr>
       </w:pPr>
       <w:r>
-        <w:t xml:space="preserve">Help a school principal decide when to keep breaks indoors and prove the decision to parents.</w:t>
+        <w:rPr>
+          <w:b/>
+          <w:bCs/>
+        </w:rPr>
+        <w:t xml:space="preserve">Recess indoors, receipts included</w:t>
+      </w:r>
+      <w:r>
+        <w:t xml:space="preserve"> </w:t>
+      </w:r>
+      <w:r>
+        <w:t xml:space="preserve">— A school principal decides when breaks move indoors and can show parents the air numbers behind the call.</w:t>
       </w:r>
     </w:p>
     <w:p>
@@ -857,7 +877,17 @@
         </w:numPr>
       </w:pPr>
       <w:r>
-        <w:t xml:space="preserve">Help a household choose and afford a mask or purifier that matches its stove, room and budget.</w:t>
+        <w:rPr>
+          <w:b/>
+          <w:bCs/>
+        </w:rPr>
+        <w:t xml:space="preserve">Which purifier is worth it?</w:t>
+      </w:r>
+      <w:r>
+        <w:t xml:space="preserve"> </w:t>
+      </w:r>
+      <w:r>
+        <w:t xml:space="preserve">— A family with one stove, one room and a tight budget finds the mask or purifier that actually helps, and what it costs per winter.</w:t>
       </w:r>
     </w:p>
     <w:p>
@@ -869,7 +899,17 @@
         </w:numPr>
       </w:pPr>
       <w:r>
-        <w:t xml:space="preserve">Help a clinic predict tomorrow's pediatric respiratory visits from today's air.</w:t>
+        <w:rPr>
+          <w:b/>
+          <w:bCs/>
+        </w:rPr>
+        <w:t xml:space="preserve">Tomorrow's coughs, today</w:t>
+      </w:r>
+      <w:r>
+        <w:t xml:space="preserve"> </w:t>
+      </w:r>
+      <w:r>
+        <w:t xml:space="preserve">— A clinic sees how many children will come in with breathing problems tomorrow, from today's air.</w:t>
       </w:r>
     </w:p>
     <w:p>
@@ -887,25 +927,89 @@
         <w:t xml:space="preserve"> </w:t>
       </w:r>
       <w:r>
-        <w:t xml:space="preserve">5. Warn a briquette-heated household before the coldest night of the week, in time to ventilate.</w:t>
-      </w:r>
-      <w:r>
-        <w:t xml:space="preserve"> </w:t>
-      </w:r>
-      <w:r>
-        <w:t xml:space="preserve">6. Help a family detect carbon monoxide without a 100,000-tugrik device.</w:t>
-      </w:r>
-      <w:r>
-        <w:t xml:space="preserve"> </w:t>
-      </w:r>
-      <w:r>
-        <w:t xml:space="preserve">7. Help a person with early symptoms recognize poisoning and reach 103 in under a minute.</w:t>
-      </w:r>
-      <w:r>
-        <w:t xml:space="preserve"> </w:t>
-      </w:r>
-      <w:r>
-        <w:t xml:space="preserve">8. Help emergency services position crews on the nights poisoning peaks.</w:t>
+        <w:t xml:space="preserve">5.</w:t>
+      </w:r>
+      <w:r>
+        <w:t xml:space="preserve"> </w:t>
+      </w:r>
+      <w:r>
+        <w:rPr>
+          <w:b/>
+          <w:bCs/>
+        </w:rPr>
+        <w:t xml:space="preserve">The coldest-night alarm</w:t>
+      </w:r>
+      <w:r>
+        <w:t xml:space="preserve"> </w:t>
+      </w:r>
+      <w:r>
+        <w:t xml:space="preserve">— Two days before the coldest night of the week, a briquette-heated household gets a message: ventilate, check the stove, here is how.</w:t>
+      </w:r>
+      <w:r>
+        <w:t xml:space="preserve"> </w:t>
+      </w:r>
+      <w:r>
+        <w:t xml:space="preserve">6.</w:t>
+      </w:r>
+      <w:r>
+        <w:t xml:space="preserve"> </w:t>
+      </w:r>
+      <w:r>
+        <w:rPr>
+          <w:b/>
+          <w:bCs/>
+        </w:rPr>
+        <w:t xml:space="preserve">A CO alarm under 30,000₮</w:t>
+      </w:r>
+      <w:r>
+        <w:t xml:space="preserve"> </w:t>
+      </w:r>
+      <w:r>
+        <w:t xml:space="preserve">— Design a carbon monoxide detector a family can build or buy for a fraction of the 100,000-tugrik shop price.</w:t>
+      </w:r>
+      <w:r>
+        <w:t xml:space="preserve"> </w:t>
+      </w:r>
+      <w:r>
+        <w:t xml:space="preserve">7.</w:t>
+      </w:r>
+      <w:r>
+        <w:t xml:space="preserve"> </w:t>
+      </w:r>
+      <w:r>
+        <w:rPr>
+          <w:b/>
+          <w:bCs/>
+        </w:rPr>
+        <w:t xml:space="preserve">Headache or poisoning?</w:t>
+      </w:r>
+      <w:r>
+        <w:t xml:space="preserve"> </w:t>
+      </w:r>
+      <w:r>
+        <w:t xml:space="preserve">— In under a minute, someone with a headache and nausea in a heated home knows whether it could be carbon monoxide and is on the phone to 103.</w:t>
+      </w:r>
+      <w:r>
+        <w:t xml:space="preserve"> </w:t>
+      </w:r>
+      <w:r>
+        <w:t xml:space="preserve">8.</w:t>
+      </w:r>
+      <w:r>
+        <w:t xml:space="preserve"> </w:t>
+      </w:r>
+      <w:r>
+        <w:rPr>
+          <w:b/>
+          <w:bCs/>
+        </w:rPr>
+        <w:t xml:space="preserve">Where should the ambulances wait?</w:t>
+      </w:r>
+      <w:r>
+        <w:t xml:space="preserve"> </w:t>
+      </w:r>
+      <w:r>
+        <w:t xml:space="preserve">— Emergency services know which khoroos will see the most poisonings tonight and place crews there before the calls come.</w:t>
       </w:r>
     </w:p>
     <w:p>
@@ -923,25 +1027,89 @@
         <w:t xml:space="preserve"> </w:t>
       </w:r>
       <w:r>
-        <w:t xml:space="preserve">9. Help a household find out whether its well water is safe this month, and what to do if not.</w:t>
-      </w:r>
-      <w:r>
-        <w:t xml:space="preserve"> </w:t>
-      </w:r>
-      <w:r>
-        <w:t xml:space="preserve">10. Help a khoroo track which latrines were upgraded and which leak.</w:t>
-      </w:r>
-      <w:r>
-        <w:t xml:space="preserve"> </w:t>
-      </w:r>
-      <w:r>
-        <w:t xml:space="preserve">11. Help a kindergarten know whether the soil in its yard is safe for children to play on.</w:t>
-      </w:r>
-      <w:r>
-        <w:t xml:space="preserve"> </w:t>
-      </w:r>
-      <w:r>
-        <w:t xml:space="preserve">12. Help a family with a child under five cut diarrhoeal disease risk with what it already has.</w:t>
+        <w:t xml:space="preserve">9.</w:t>
+      </w:r>
+      <w:r>
+        <w:t xml:space="preserve"> </w:t>
+      </w:r>
+      <w:r>
+        <w:rPr>
+          <w:b/>
+          <w:bCs/>
+        </w:rPr>
+        <w:t xml:space="preserve">Is my well OK this month?</w:t>
+      </w:r>
+      <w:r>
+        <w:t xml:space="preserve"> </w:t>
+      </w:r>
+      <w:r>
+        <w:t xml:space="preserve">— A household that drinks from a well gets a test result it can read, and one clear next step if the answer is no.</w:t>
+      </w:r>
+      <w:r>
+        <w:t xml:space="preserve"> </w:t>
+      </w:r>
+      <w:r>
+        <w:t xml:space="preserve">10.</w:t>
+      </w:r>
+      <w:r>
+        <w:t xml:space="preserve"> </w:t>
+      </w:r>
+      <w:r>
+        <w:rPr>
+          <w:b/>
+          <w:bCs/>
+        </w:rPr>
+        <w:t xml:space="preserve">The latrine map</w:t>
+      </w:r>
+      <w:r>
+        <w:t xml:space="preserve"> </w:t>
+      </w:r>
+      <w:r>
+        <w:t xml:space="preserve">— A khoroo office knows which pit latrines were upgraded, which leak and which are next, without a paper binder.</w:t>
+      </w:r>
+      <w:r>
+        <w:t xml:space="preserve"> </w:t>
+      </w:r>
+      <w:r>
+        <w:t xml:space="preserve">11.</w:t>
+      </w:r>
+      <w:r>
+        <w:t xml:space="preserve"> </w:t>
+      </w:r>
+      <w:r>
+        <w:rPr>
+          <w:b/>
+          <w:bCs/>
+        </w:rPr>
+        <w:t xml:space="preserve">Can the kids play here?</w:t>
+      </w:r>
+      <w:r>
+        <w:t xml:space="preserve"> </w:t>
+      </w:r>
+      <w:r>
+        <w:t xml:space="preserve">— A kindergarten director finds out whether the soil in the yard is safe, and what to do if it isn't.</w:t>
+      </w:r>
+      <w:r>
+        <w:t xml:space="preserve"> </w:t>
+      </w:r>
+      <w:r>
+        <w:t xml:space="preserve">12.</w:t>
+      </w:r>
+      <w:r>
+        <w:t xml:space="preserve"> </w:t>
+      </w:r>
+      <w:r>
+        <w:rPr>
+          <w:b/>
+          <w:bCs/>
+        </w:rPr>
+        <w:t xml:space="preserve">Clean hands, zero budget</w:t>
+      </w:r>
+      <w:r>
+        <w:t xml:space="preserve"> </w:t>
+      </w:r>
+      <w:r>
+        <w:t xml:space="preserve">— A family with a child under five cuts the risk of diarrhoea using only what is already in the home.</w:t>
       </w:r>
     </w:p>
     <w:p>
@@ -959,25 +1127,89 @@
         <w:t xml:space="preserve"> </w:t>
       </w:r>
       <w:r>
-        <w:t xml:space="preserve">13. Help a ger-area household get waste collected on a predictable day.</w:t>
-      </w:r>
-      <w:r>
-        <w:t xml:space="preserve"> </w:t>
-      </w:r>
-      <w:r>
-        <w:t xml:space="preserve">14. Help a shop or school sort and sell its recyclables without a deposit scheme.</w:t>
-      </w:r>
-      <w:r>
-        <w:t xml:space="preserve"> </w:t>
-      </w:r>
-      <w:r>
-        <w:t xml:space="preserve">15. Help a household get rid of batteries, medicine and chemicals safely.</w:t>
-      </w:r>
-      <w:r>
-        <w:t xml:space="preserve"> </w:t>
-      </w:r>
-      <w:r>
-        <w:t xml:space="preserve">16. Help a waste picker work safer and earn more.</w:t>
+        <w:t xml:space="preserve">13.</w:t>
+      </w:r>
+      <w:r>
+        <w:t xml:space="preserve"> </w:t>
+      </w:r>
+      <w:r>
+        <w:rPr>
+          <w:b/>
+          <w:bCs/>
+        </w:rPr>
+        <w:t xml:space="preserve">Garbage day you can trust</w:t>
+      </w:r>
+      <w:r>
+        <w:t xml:space="preserve"> </w:t>
+      </w:r>
+      <w:r>
+        <w:t xml:space="preserve">— A ger-area household knows the day and hour the truck comes, and gets told when it won't.</w:t>
+      </w:r>
+      <w:r>
+        <w:t xml:space="preserve"> </w:t>
+      </w:r>
+      <w:r>
+        <w:t xml:space="preserve">14.</w:t>
+      </w:r>
+      <w:r>
+        <w:t xml:space="preserve"> </w:t>
+      </w:r>
+      <w:r>
+        <w:rPr>
+          <w:b/>
+          <w:bCs/>
+        </w:rPr>
+        <w:t xml:space="preserve">Sell the bottles</w:t>
+      </w:r>
+      <w:r>
+        <w:t xml:space="preserve"> </w:t>
+      </w:r>
+      <w:r>
+        <w:t xml:space="preserve">— A school or corner shop sorts its plastic and cardboard and finds a buyer, no deposit scheme needed.</w:t>
+      </w:r>
+      <w:r>
+        <w:t xml:space="preserve"> </w:t>
+      </w:r>
+      <w:r>
+        <w:t xml:space="preserve">15.</w:t>
+      </w:r>
+      <w:r>
+        <w:t xml:space="preserve"> </w:t>
+      </w:r>
+      <w:r>
+        <w:rPr>
+          <w:b/>
+          <w:bCs/>
+        </w:rPr>
+        <w:t xml:space="preserve">Where do dead batteries go?</w:t>
+      </w:r>
+      <w:r>
+        <w:t xml:space="preserve"> </w:t>
+      </w:r>
+      <w:r>
+        <w:t xml:space="preserve">— A household gets rid of batteries, old medicine and chemicals safely instead of throwing them in the bin.</w:t>
+      </w:r>
+      <w:r>
+        <w:t xml:space="preserve"> </w:t>
+      </w:r>
+      <w:r>
+        <w:t xml:space="preserve">16.</w:t>
+      </w:r>
+      <w:r>
+        <w:t xml:space="preserve"> </w:t>
+      </w:r>
+      <w:r>
+        <w:rPr>
+          <w:b/>
+          <w:bCs/>
+        </w:rPr>
+        <w:t xml:space="preserve">Safer picking, better pay</w:t>
+      </w:r>
+      <w:r>
+        <w:t xml:space="preserve"> </w:t>
+      </w:r>
+      <w:r>
+        <w:t xml:space="preserve">— A waste picker at the landfill works with fewer injuries and earns more for what they collect.</w:t>
       </w:r>
     </w:p>
     <w:p>
@@ -995,25 +1227,89 @@
         <w:t xml:space="preserve"> </w:t>
       </w:r>
       <w:r>
-        <w:t xml:space="preserve">17. Warn a herder family in a specific soum of a dzud-grade cold wave three days ahead, with what to do.</w:t>
-      </w:r>
-      <w:r>
-        <w:t xml:space="preserve"> </w:t>
-      </w:r>
-      <w:r>
-        <w:t xml:space="preserve">18. Give a herder who lost livestock a way to talk to someone, over a basic phone.</w:t>
-      </w:r>
-      <w:r>
-        <w:t xml:space="preserve"> </w:t>
-      </w:r>
-      <w:r>
-        <w:t xml:space="preserve">19. Help a soum doctor triage a sick child remotely when roads are closed.</w:t>
-      </w:r>
-      <w:r>
-        <w:t xml:space="preserve"> </w:t>
-      </w:r>
-      <w:r>
-        <w:t xml:space="preserve">20. Help an elderly city resident through a heat wave.</w:t>
+        <w:t xml:space="preserve">17.</w:t>
+      </w:r>
+      <w:r>
+        <w:t xml:space="preserve"> </w:t>
+      </w:r>
+      <w:r>
+        <w:rPr>
+          <w:b/>
+          <w:bCs/>
+        </w:rPr>
+        <w:t xml:space="preserve">Three days' warning</w:t>
+      </w:r>
+      <w:r>
+        <w:t xml:space="preserve"> </w:t>
+      </w:r>
+      <w:r>
+        <w:t xml:space="preserve">— A herder family in one named soum hears about a dzud-grade cold wave three days early, with a checklist for the herd.</w:t>
+      </w:r>
+      <w:r>
+        <w:t xml:space="preserve"> </w:t>
+      </w:r>
+      <w:r>
+        <w:t xml:space="preserve">18.</w:t>
+      </w:r>
+      <w:r>
+        <w:t xml:space="preserve"> </w:t>
+      </w:r>
+      <w:r>
+        <w:rPr>
+          <w:b/>
+          <w:bCs/>
+        </w:rPr>
+        <w:t xml:space="preserve">Someone to talk to</w:t>
+      </w:r>
+      <w:r>
+        <w:t xml:space="preserve"> </w:t>
+      </w:r>
+      <w:r>
+        <w:t xml:space="preserve">— A herder who has just lost livestock reaches a real person from a basic phone, no smartphone or data needed.</w:t>
+      </w:r>
+      <w:r>
+        <w:t xml:space="preserve"> </w:t>
+      </w:r>
+      <w:r>
+        <w:t xml:space="preserve">19.</w:t>
+      </w:r>
+      <w:r>
+        <w:t xml:space="preserve"> </w:t>
+      </w:r>
+      <w:r>
+        <w:rPr>
+          <w:b/>
+          <w:bCs/>
+        </w:rPr>
+        <w:t xml:space="preserve">Snowed-in triage</w:t>
+      </w:r>
+      <w:r>
+        <w:t xml:space="preserve"> </w:t>
+      </w:r>
+      <w:r>
+        <w:t xml:space="preserve">— A soum doctor decides whether a sick child needs evacuation when the road to the aimag centre is closed.</w:t>
+      </w:r>
+      <w:r>
+        <w:t xml:space="preserve"> </w:t>
+      </w:r>
+      <w:r>
+        <w:t xml:space="preserve">20.</w:t>
+      </w:r>
+      <w:r>
+        <w:t xml:space="preserve"> </w:t>
+      </w:r>
+      <w:r>
+        <w:rPr>
+          <w:b/>
+          <w:bCs/>
+        </w:rPr>
+        <w:t xml:space="preserve">Heat-wave buddy</w:t>
+      </w:r>
+      <w:r>
+        <w:t xml:space="preserve"> </w:t>
+      </w:r>
+      <w:r>
+        <w:t xml:space="preserve">— An older person living alone in a city apartment gets through a heat wave, with someone checking in.</w:t>
       </w:r>
     </w:p>
     <w:p>
@@ -1031,25 +1327,89 @@
         <w:t xml:space="preserve"> </w:t>
       </w:r>
       <w:r>
-        <w:t xml:space="preserve">21. Forecast next week's pediatric admissions at one Ulaanbaatar hospital from air and weather data.</w:t>
-      </w:r>
-      <w:r>
-        <w:t xml:space="preserve"> </w:t>
-      </w:r>
-      <w:r>
-        <w:t xml:space="preserve">22. Build the city's first public environmental-health index that a journalist can quote daily.</w:t>
-      </w:r>
-      <w:r>
-        <w:t xml:space="preserve"> </w:t>
-      </w:r>
-      <w:r>
-        <w:t xml:space="preserve">23. Register and quality-check citizen air sensors so their data can be trusted.</w:t>
-      </w:r>
-      <w:r>
-        <w:t xml:space="preserve"> </w:t>
-      </w:r>
-      <w:r>
-        <w:t xml:space="preserve">24. Publish one clean, documented dataset joining air, weather and health that the next hackathon can use.</w:t>
+        <w:t xml:space="preserve">21.</w:t>
+      </w:r>
+      <w:r>
+        <w:t xml:space="preserve"> </w:t>
+      </w:r>
+      <w:r>
+        <w:rPr>
+          <w:b/>
+          <w:bCs/>
+        </w:rPr>
+        <w:t xml:space="preserve">A weather forecast for the hospital</w:t>
+      </w:r>
+      <w:r>
+        <w:t xml:space="preserve"> </w:t>
+      </w:r>
+      <w:r>
+        <w:t xml:space="preserve">— Predict next week's children's admissions at one Ulaanbaatar hospital from air and weather data, and beat a naive guess.</w:t>
+      </w:r>
+      <w:r>
+        <w:t xml:space="preserve"> </w:t>
+      </w:r>
+      <w:r>
+        <w:t xml:space="preserve">22.</w:t>
+      </w:r>
+      <w:r>
+        <w:t xml:space="preserve"> </w:t>
+      </w:r>
+      <w:r>
+        <w:rPr>
+          <w:b/>
+          <w:bCs/>
+        </w:rPr>
+        <w:t xml:space="preserve">The morning health-air score</w:t>
+      </w:r>
+      <w:r>
+        <w:t xml:space="preserve"> </w:t>
+      </w:r>
+      <w:r>
+        <w:t xml:space="preserve">— Build a one-number environmental-health index a journalist can quote every morning.</w:t>
+      </w:r>
+      <w:r>
+        <w:t xml:space="preserve"> </w:t>
+      </w:r>
+      <w:r>
+        <w:t xml:space="preserve">23.</w:t>
+      </w:r>
+      <w:r>
+        <w:t xml:space="preserve"> </w:t>
+      </w:r>
+      <w:r>
+        <w:rPr>
+          <w:b/>
+          <w:bCs/>
+        </w:rPr>
+        <w:t xml:space="preserve">Can we trust this sensor?</w:t>
+      </w:r>
+      <w:r>
+        <w:t xml:space="preserve"> </w:t>
+      </w:r>
+      <w:r>
+        <w:t xml:space="preserve">— Register citizen air sensors and automatically flag the broken or badly placed ones.</w:t>
+      </w:r>
+      <w:r>
+        <w:t xml:space="preserve"> </w:t>
+      </w:r>
+      <w:r>
+        <w:t xml:space="preserve">24.</w:t>
+      </w:r>
+      <w:r>
+        <w:t xml:space="preserve"> </w:t>
+      </w:r>
+      <w:r>
+        <w:rPr>
+          <w:b/>
+          <w:bCs/>
+        </w:rPr>
+        <w:t xml:space="preserve">Leave a dataset behind</w:t>
+      </w:r>
+      <w:r>
+        <w:t xml:space="preserve"> </w:t>
+      </w:r>
+      <w:r>
+        <w:t xml:space="preserve">— Publish one clean, documented dataset joining air, weather and health that the next hackathon can start from.</w:t>
       </w:r>
     </w:p>
     <w:p>

--- a/docs/02-theme-tracks-judging-agenda.docx
+++ b/docs/02-theme-tracks-judging-agenda.docx
@@ -809,7 +809,7 @@
         <w:pStyle w:val="FirstParagraph"/>
       </w:pPr>
       <w:r>
-        <w:t xml:space="preserve">Twenty-four statements, four per track. Each names a user and a verb. Teams claim one; three claims close a statement.</w:t>
+        <w:t xml:space="preserve">Twenty-four statements, four per track. Each states a problem and who has it, never the solution, so two teams on the same statement can build very different things. Teams claim one; three claims close a statement.</w:t>
       </w:r>
     </w:p>
     <w:p>
@@ -843,7 +843,7 @@
         <w:t xml:space="preserve"> </w:t>
       </w:r>
       <w:r>
-        <w:t xml:space="preserve">— At 7:30 a.m. a parent in a ger district checks one screen and knows whether their eight-year-old walks to school today, rides, or stays in.</w:t>
+        <w:t xml:space="preserve">— On smoggy mornings, parents guess whether it is safe for their kids to be outside. Help them stop guessing.</w:t>
       </w:r>
     </w:p>
     <w:p>
@@ -859,13 +859,13 @@
           <w:b/>
           <w:bCs/>
         </w:rPr>
-        <w:t xml:space="preserve">Recess indoors, receipts included</w:t>
-      </w:r>
-      <w:r>
-        <w:t xml:space="preserve"> </w:t>
-      </w:r>
-      <w:r>
-        <w:t xml:space="preserve">— A school principal decides when breaks move indoors and can show parents the air numbers behind the call.</w:t>
+        <w:t xml:space="preserve">Recess indoors?</w:t>
+      </w:r>
+      <w:r>
+        <w:t xml:space="preserve"> </w:t>
+      </w:r>
+      <w:r>
+        <w:t xml:space="preserve">— Schools decide on outdoor breaks and PE with little to go on, and parents question every call. Help schools make the call.</w:t>
       </w:r>
     </w:p>
     <w:p>
@@ -887,7 +887,7 @@
         <w:t xml:space="preserve"> </w:t>
       </w:r>
       <w:r>
-        <w:t xml:space="preserve">— A family with one stove, one room and a tight budget finds the mask or purifier that actually helps, and what it costs per winter.</w:t>
+        <w:t xml:space="preserve">— Families on a tight budget can't tell which masks, purifiers or habits actually protect them. Help them spend wisely.</w:t>
       </w:r>
     </w:p>
     <w:p>
@@ -909,7 +909,7 @@
         <w:t xml:space="preserve"> </w:t>
       </w:r>
       <w:r>
-        <w:t xml:space="preserve">— A clinic sees how many children will come in with breathing problems tomorrow, from today's air.</w:t>
+        <w:t xml:space="preserve">— Clinics get hit by waves of children with breathing problems on bad-air days. Help them see the wave coming.</w:t>
       </w:r>
     </w:p>
     <w:p>
@@ -937,13 +937,13 @@
           <w:b/>
           <w:bCs/>
         </w:rPr>
-        <w:t xml:space="preserve">The coldest-night alarm</w:t>
-      </w:r>
-      <w:r>
-        <w:t xml:space="preserve"> </w:t>
-      </w:r>
-      <w:r>
-        <w:t xml:space="preserve">— Two days before the coldest night of the week, a briquette-heated household gets a message: ventilate, check the stove, here is how.</w:t>
+        <w:t xml:space="preserve">The coldest-night problem</w:t>
+      </w:r>
+      <w:r>
+        <w:t xml:space="preserve"> </w:t>
+      </w:r>
+      <w:r>
+        <w:t xml:space="preserve">— Carbon monoxide poisoning peaks on the coldest nights, in homes that heat with briquettes. Help those homes get through the night.</w:t>
       </w:r>
       <w:r>
         <w:t xml:space="preserve"> </w:t>
@@ -959,13 +959,13 @@
           <w:b/>
           <w:bCs/>
         </w:rPr>
-        <w:t xml:space="preserve">A CO alarm under 30,000₮</w:t>
-      </w:r>
-      <w:r>
-        <w:t xml:space="preserve"> </w:t>
-      </w:r>
-      <w:r>
-        <w:t xml:space="preserve">— Design a carbon monoxide detector a family can build or buy for a fraction of the 100,000-tugrik shop price.</w:t>
+        <w:t xml:space="preserve">A CO alarm people can afford</w:t>
+      </w:r>
+      <w:r>
+        <w:t xml:space="preserve"> </w:t>
+      </w:r>
+      <w:r>
+        <w:t xml:space="preserve">— Most homes that need a carbon monoxide alarm don't have one, because the shop price is around 100,000 tugrik. Change that.</w:t>
       </w:r>
       <w:r>
         <w:t xml:space="preserve"> </w:t>
@@ -987,7 +987,7 @@
         <w:t xml:space="preserve"> </w:t>
       </w:r>
       <w:r>
-        <w:t xml:space="preserve">— In under a minute, someone with a headache and nausea in a heated home knows whether it could be carbon monoxide and is on the phone to 103.</w:t>
+        <w:t xml:space="preserve">— Early carbon monoxide poisoning feels like a headache, so people wait too long. Help them recognise it and get help fast.</w:t>
       </w:r>
       <w:r>
         <w:t xml:space="preserve"> </w:t>
@@ -1003,13 +1003,13 @@
           <w:b/>
           <w:bCs/>
         </w:rPr>
-        <w:t xml:space="preserve">Where should the ambulances wait?</w:t>
-      </w:r>
-      <w:r>
-        <w:t xml:space="preserve"> </w:t>
-      </w:r>
-      <w:r>
-        <w:t xml:space="preserve">— Emergency services know which khoroos will see the most poisonings tonight and place crews there before the calls come.</w:t>
+        <w:t xml:space="preserve">Where should the ambulances be?</w:t>
+      </w:r>
+      <w:r>
+        <w:t xml:space="preserve"> </w:t>
+      </w:r>
+      <w:r>
+        <w:t xml:space="preserve">— Emergency services respond to poisonings after the call. Help them get ahead of the busiest nights.</w:t>
       </w:r>
     </w:p>
     <w:p>
@@ -1037,13 +1037,13 @@
           <w:b/>
           <w:bCs/>
         </w:rPr>
-        <w:t xml:space="preserve">Is my well OK this month?</w:t>
-      </w:r>
-      <w:r>
-        <w:t xml:space="preserve"> </w:t>
-      </w:r>
-      <w:r>
-        <w:t xml:space="preserve">— A household that drinks from a well gets a test result it can read, and one clear next step if the answer is no.</w:t>
+        <w:t xml:space="preserve">Is my well OK?</w:t>
+      </w:r>
+      <w:r>
+        <w:t xml:space="preserve"> </w:t>
+      </w:r>
+      <w:r>
+        <w:t xml:space="preserve">— Families who drink from wells rarely know if the water is safe. Help them find out, and know what to do next.</w:t>
       </w:r>
       <w:r>
         <w:t xml:space="preserve"> </w:t>
@@ -1059,13 +1059,13 @@
           <w:b/>
           <w:bCs/>
         </w:rPr>
-        <w:t xml:space="preserve">The latrine map</w:t>
-      </w:r>
-      <w:r>
-        <w:t xml:space="preserve"> </w:t>
-      </w:r>
-      <w:r>
-        <w:t xml:space="preserve">— A khoroo office knows which pit latrines were upgraded, which leak and which are next, without a paper binder.</w:t>
+        <w:t xml:space="preserve">The latrine problem</w:t>
+      </w:r>
+      <w:r>
+        <w:t xml:space="preserve"> </w:t>
+      </w:r>
+      <w:r>
+        <w:t xml:space="preserve">— Ulaanbaatar has around 145,000 pit latrines, and nobody has a clear picture of which ones leak. Help fix that.</w:t>
       </w:r>
       <w:r>
         <w:t xml:space="preserve"> </w:t>
@@ -1087,7 +1087,7 @@
         <w:t xml:space="preserve"> </w:t>
       </w:r>
       <w:r>
-        <w:t xml:space="preserve">— A kindergarten director finds out whether the soil in the yard is safe, and what to do if it isn't.</w:t>
+        <w:t xml:space="preserve">— Kindergartens and schools don't know if the ground their children play on is contaminated. Help them find out.</w:t>
       </w:r>
       <w:r>
         <w:t xml:space="preserve"> </w:t>
@@ -1109,7 +1109,7 @@
         <w:t xml:space="preserve"> </w:t>
       </w:r>
       <w:r>
-        <w:t xml:space="preserve">— A family with a child under five cuts the risk of diarrhoea using only what is already in the home.</w:t>
+        <w:t xml:space="preserve">— Diarrhoeal disease hits young children hardest in homes without running water. Help families protect them with what they have.</w:t>
       </w:r>
     </w:p>
     <w:p>
@@ -1143,7 +1143,7 @@
         <w:t xml:space="preserve"> </w:t>
       </w:r>
       <w:r>
-        <w:t xml:space="preserve">— A ger-area household knows the day and hour the truck comes, and gets told when it won't.</w:t>
+        <w:t xml:space="preserve">— In ger areas the garbage truck is unpredictable, so waste piles up or gets dumped. Help households and collectors line up.</w:t>
       </w:r>
       <w:r>
         <w:t xml:space="preserve"> </w:t>
@@ -1165,7 +1165,7 @@
         <w:t xml:space="preserve"> </w:t>
       </w:r>
       <w:r>
-        <w:t xml:space="preserve">— A school or corner shop sorts its plastic and cardboard and finds a buyer, no deposit scheme needed.</w:t>
+        <w:t xml:space="preserve">— Recyclables end up in the trash because sorting and selling them is a hassle. Make it worth it.</w:t>
       </w:r>
       <w:r>
         <w:t xml:space="preserve"> </w:t>
@@ -1187,7 +1187,7 @@
         <w:t xml:space="preserve"> </w:t>
       </w:r>
       <w:r>
-        <w:t xml:space="preserve">— A household gets rid of batteries, old medicine and chemicals safely instead of throwing them in the bin.</w:t>
+        <w:t xml:space="preserve">— Batteries, old medicine and chemicals go in the household bin. Help them go somewhere safe.</w:t>
       </w:r>
       <w:r>
         <w:t xml:space="preserve"> </w:t>
@@ -1209,7 +1209,7 @@
         <w:t xml:space="preserve"> </w:t>
       </w:r>
       <w:r>
-        <w:t xml:space="preserve">— A waste picker at the landfill works with fewer injuries and earns more for what they collect.</w:t>
+        <w:t xml:space="preserve">— Informal waste pickers do dangerous work for little money. Make their work safer or better paid.</w:t>
       </w:r>
     </w:p>
     <w:p>
@@ -1237,13 +1237,13 @@
           <w:b/>
           <w:bCs/>
         </w:rPr>
-        <w:t xml:space="preserve">Three days' warning</w:t>
-      </w:r>
-      <w:r>
-        <w:t xml:space="preserve"> </w:t>
-      </w:r>
-      <w:r>
-        <w:t xml:space="preserve">— A herder family in one named soum hears about a dzud-grade cold wave three days early, with a checklist for the herd.</w:t>
+        <w:t xml:space="preserve">Before the dzud hits</w:t>
+      </w:r>
+      <w:r>
+        <w:t xml:space="preserve"> </w:t>
+      </w:r>
+      <w:r>
+        <w:t xml:space="preserve">— Herders often learn about a deadly cold spell too late to protect the herd. Help them prepare in time.</w:t>
       </w:r>
       <w:r>
         <w:t xml:space="preserve"> </w:t>
@@ -1265,7 +1265,7 @@
         <w:t xml:space="preserve"> </w:t>
       </w:r>
       <w:r>
-        <w:t xml:space="preserve">— A herder who has just lost livestock reaches a real person from a basic phone, no smartphone or data needed.</w:t>
+        <w:t xml:space="preserve">— Losing livestock to a dzud is losing a livelihood, and help is far away. Support herders' mental health, even on a basic phone.</w:t>
       </w:r>
       <w:r>
         <w:t xml:space="preserve"> </w:t>
@@ -1281,13 +1281,13 @@
           <w:b/>
           <w:bCs/>
         </w:rPr>
-        <w:t xml:space="preserve">Snowed-in triage</w:t>
-      </w:r>
-      <w:r>
-        <w:t xml:space="preserve"> </w:t>
-      </w:r>
-      <w:r>
-        <w:t xml:space="preserve">— A soum doctor decides whether a sick child needs evacuation when the road to the aimag centre is closed.</w:t>
+        <w:t xml:space="preserve">Snowed-in</w:t>
+      </w:r>
+      <w:r>
+        <w:t xml:space="preserve"> </w:t>
+      </w:r>
+      <w:r>
+        <w:t xml:space="preserve">— When roads close, remote soums are cut off from hospitals. Help local doctors and families cope with medical emergencies.</w:t>
       </w:r>
       <w:r>
         <w:t xml:space="preserve"> </w:t>
@@ -1303,13 +1303,13 @@
           <w:b/>
           <w:bCs/>
         </w:rPr>
-        <w:t xml:space="preserve">Heat-wave buddy</w:t>
-      </w:r>
-      <w:r>
-        <w:t xml:space="preserve"> </w:t>
-      </w:r>
-      <w:r>
-        <w:t xml:space="preserve">— An older person living alone in a city apartment gets through a heat wave, with someone checking in.</w:t>
+        <w:t xml:space="preserve">Heat-wave check</w:t>
+      </w:r>
+      <w:r>
+        <w:t xml:space="preserve"> </w:t>
+      </w:r>
+      <w:r>
+        <w:t xml:space="preserve">— Summer heat waves are getting worse, and older people living alone are most at risk. Help keep them safe.</w:t>
       </w:r>
     </w:p>
     <w:p>
@@ -1337,13 +1337,13 @@
           <w:b/>
           <w:bCs/>
         </w:rPr>
-        <w:t xml:space="preserve">A weather forecast for the hospital</w:t>
-      </w:r>
-      <w:r>
-        <w:t xml:space="preserve"> </w:t>
-      </w:r>
-      <w:r>
-        <w:t xml:space="preserve">— Predict next week's children's admissions at one Ulaanbaatar hospital from air and weather data, and beat a naive guess.</w:t>
+        <w:t xml:space="preserve">Forecast the hospital</w:t>
+      </w:r>
+      <w:r>
+        <w:t xml:space="preserve"> </w:t>
+      </w:r>
+      <w:r>
+        <w:t xml:space="preserve">— Hospitals can't see a rush of patients coming even when the air and weather data could warn them. Build that warning.</w:t>
       </w:r>
       <w:r>
         <w:t xml:space="preserve"> </w:t>
@@ -1359,13 +1359,13 @@
           <w:b/>
           <w:bCs/>
         </w:rPr>
-        <w:t xml:space="preserve">The morning health-air score</w:t>
-      </w:r>
-      <w:r>
-        <w:t xml:space="preserve"> </w:t>
-      </w:r>
-      <w:r>
-        <w:t xml:space="preserve">— Build a one-number environmental-health index a journalist can quote every morning.</w:t>
+        <w:t xml:space="preserve">One number for the news</w:t>
+      </w:r>
+      <w:r>
+        <w:t xml:space="preserve"> </w:t>
+      </w:r>
+      <w:r>
+        <w:t xml:space="preserve">— People hear about air, weather and illness separately. Give the public one clear picture of environmental health.</w:t>
       </w:r>
       <w:r>
         <w:t xml:space="preserve"> </w:t>
@@ -1387,7 +1387,7 @@
         <w:t xml:space="preserve"> </w:t>
       </w:r>
       <w:r>
-        <w:t xml:space="preserve">— Register citizen air sensors and automatically flag the broken or badly placed ones.</w:t>
+        <w:t xml:space="preserve">— Cheap air sensors are everywhere, and some of them are wrong. Help tell good data from bad.</w:t>
       </w:r>
       <w:r>
         <w:t xml:space="preserve"> </w:t>
@@ -1409,7 +1409,7 @@
         <w:t xml:space="preserve"> </w:t>
       </w:r>
       <w:r>
-        <w:t xml:space="preserve">— Publish one clean, documented dataset joining air, weather and health that the next hackathon can start from.</w:t>
+        <w:t xml:space="preserve">— Air, weather and health data sit in different places and formats. Join them so the next team can build on them.</w:t>
       </w:r>
     </w:p>
     <w:p>

--- a/docs/02-theme-tracks-judging-agenda.docx
+++ b/docs/02-theme-tracks-judging-agenda.docx
@@ -1850,7 +1850,7 @@
         <w:t xml:space="preserve"> </w:t>
       </w:r>
       <w:r>
-        <w:t xml:space="preserve">A cash pool for the overall top three of at least 5,000,000 MNT, split 50 / 30 / 20, paid to the team by Uram Enerel with 5 percent personal income tax withheld. The pool grows with every prize-pool sponsor; the final size is announced on October 26, after commitments close. Internal target 15,000,000. Six track awards: certificates plus whatever the track sponsor puts up. Best beginner team and best design: product prizes from prize sponsors. A team can win one placed prize and one category or track award.</w:t>
+        <w:t xml:space="preserve">A cash pool for the overall top three of at least 5,000,000 MNT, split 50 / 30 / 20, paid to the team by Uram Enerel with 5 percent personal income tax withheld. The pool grows with every prize-pool sponsor; the final size is announced on October 26, after commitments close. Internal target 15,000,000. Six track awards: certificates plus whatever the track sponsor puts up. Three awards across all tracks, as at Stanford's TreeHacks: Most Creative, Most Impactful and Most Technically Complex, each with a certificate and a prize from a prize sponsor; the full judging panel picks them. A team can win one placed prize and one track or cross-track award.</w:t>
       </w:r>
     </w:p>
     <w:p>

--- a/docs/02-theme-tracks-judging-agenda.docx
+++ b/docs/02-theme-tracks-judging-agenda.docx
@@ -11,13 +11,13 @@
         <w:t xml:space="preserve">Touch Grass — Theme, Tracks, Judging and Agenda</w:t>
       </w:r>
     </w:p>
-    <w:bookmarkStart w:id="9" w:name="X502801b10a7f642a0d32243276b27d846ccf036"/>
+    <w:bookmarkStart w:id="9" w:name="X8a3a83e2bc796b2a28364a399a943ec8e5cee38"/>
     <w:p>
       <w:pPr>
         <w:pStyle w:val="Heading2"/>
       </w:pPr>
       <w:r>
-        <w:t xml:space="preserve">A 24-hour youth hackathon on health and the environment · November 7–8, 2026</w:t>
+        <w:t xml:space="preserve">A 24-hour youth hackathon · November 7–8, 2026</w:t>
       </w:r>
     </w:p>
     <w:p>
@@ -25,7 +25,41 @@
         <w:pStyle w:val="FirstParagraph"/>
       </w:pPr>
       <w:r>
-        <w:t xml:space="preserve">Prepared October 7, 2026.</w:t>
+        <w:t xml:space="preserve">Prepared October 7, 2026. Updated October 10, 2026.</w:t>
+      </w:r>
+    </w:p>
+    <w:p>
+      <w:pPr>
+        <w:pStyle w:val="BlockText"/>
+      </w:pPr>
+      <w:r>
+        <w:rPr>
+          <w:b/>
+          <w:bCs/>
+        </w:rPr>
+        <w:t xml:space="preserve">Changed October 10: the format is now broad, on the model of Stanford's TreeHacks.</w:t>
+      </w:r>
+      <w:r>
+        <w:t xml:space="preserve"> </w:t>
+      </w:r>
+      <w:r>
+        <w:t xml:space="preserve">Six tracks:</w:t>
+      </w:r>
+      <w:r>
+        <w:t xml:space="preserve"> </w:t>
+      </w:r>
+      <w:r>
+        <w:rPr>
+          <w:b/>
+          <w:bCs/>
+        </w:rPr>
+        <w:t xml:space="preserve">Health, Sustainability, Education, Fintech, AI, Open.</w:t>
+      </w:r>
+      <w:r>
+        <w:t xml:space="preserve"> </w:t>
+      </w:r>
+      <w:r>
+        <w:t xml:space="preserve">Teams build anything inside a track. The problem bank below is now a list of optional ideas (28 on the website, covering Health, Sustainability, Education, Fintech and AI); there is no track board and no three-team limit. Sections 1 to 4 below are kept as background for the Health and Sustainability tracks. Awards across all tracks: Most Creative, Most Impactful, Most Technically Complex.</w:t>
       </w:r>
     </w:p>
     <w:p>
@@ -267,7 +301,7 @@
           <w:b/>
           <w:bCs/>
         </w:rPr>
-        <w:t xml:space="preserve">The claim board.</w:t>
+        <w:t xml:space="preserve">The track board.</w:t>
       </w:r>
       <w:r>
         <w:t xml:space="preserve"> </w:t>
@@ -1470,7 +1504,7 @@
         <w:t xml:space="preserve"> </w:t>
       </w:r>
       <w:r>
-        <w:t xml:space="preserve">Two to four people. Form before the event or at team formation Saturday 12:30. One team per person, one submission per team, one claimed problem statement per team.</w:t>
+        <w:t xml:space="preserve">Two to four people. Form before the event or at team formation Saturday 12:30. One team per person, one submission per team, one track per team.</w:t>
       </w:r>
     </w:p>
     <w:p>
@@ -1542,7 +1576,7 @@
         <w:t xml:space="preserve"> </w:t>
       </w:r>
       <w:r>
-        <w:t xml:space="preserve">Project page on [Devpost or form] with: problem statement claimed, what it does and for whom, a live demo plus a 2-minute video or screenshots as backup, repository link, tools and data used.</w:t>
+        <w:t xml:space="preserve">Project page on [Devpost or form] with: track, the problem and who has it, what it does, a live demo plus a 2-minute video or screenshots as backup, repository link, tools and data used.</w:t>
       </w:r>
     </w:p>
     <w:p>
@@ -1614,7 +1648,7 @@
               <w:pStyle w:val="Compact"/>
             </w:pPr>
             <w:r>
-              <w:t xml:space="preserve">Solves the stated problem for the stated user</w:t>
+              <w:t xml:space="preserve">Solves a real problem for real people</w:t>
             </w:r>
           </w:p>
         </w:tc>
@@ -1636,7 +1670,7 @@
               <w:pStyle w:val="Compact"/>
             </w:pPr>
             <w:r>
-              <w:t xml:space="preserve">the user named in the statement could use this tomorrow</w:t>
+              <w:t xml:space="preserve">the people the team names could use this tomorrow</w:t>
             </w:r>
           </w:p>
         </w:tc>
@@ -1832,7 +1866,7 @@
         <w:t xml:space="preserve"> </w:t>
       </w:r>
       <w:r>
-        <w:t xml:space="preserve">Each track has a panel of three judges: one engineer or scientist, one health or environment professional, one sponsor representative. From 13:30 to 15:00 Sunday the panel visits every team in its track at the table: 3 minutes demo, 2 minutes questions. Judges score independently; scores are averaged. The highest team per track plus the two highest non-winners overall present on stage for 5 minutes each. The full panel of 18 scores the finals on the same rubric for the overall top three. Ties: 3-minute discussion, then the higher "solves the stated problem" score wins. No judge scores a team from their own school or company.</w:t>
+        <w:t xml:space="preserve">Each track has a panel of three judges: one engineer or scientist, one professional from the track's field (health, environment, education, finance or AI), one sponsor representative. From 13:30 to 15:00 Sunday the panel visits every team in its track at the table: 3 minutes demo, 2 minutes questions. Judges score independently; scores are averaged. The highest team per track plus the two highest non-winners overall present on stage for 5 minutes each. The full panel of 18 scores the finals on the same rubric for the overall top three. Ties: 3-minute discussion, then the higher "solves a real problem" score wins. No judge scores a team from their own school or company.</w:t>
       </w:r>
     </w:p>
     <w:p>
@@ -1959,7 +1993,7 @@
               <w:pStyle w:val="Compact"/>
             </w:pPr>
             <w:r>
-              <w:t xml:space="preserve">Organizers arrive. 55 tables, 60 power strips, signage, check-in desk, projector and wifi test, sleeping rooms labeled, claim board up</w:t>
+              <w:t xml:space="preserve">Organizers arrive. 55 tables, 60 power strips, signage, check-in desk, projector and wifi test, sleeping rooms labeled, track board up</w:t>
             </w:r>
           </w:p>
         </w:tc>
@@ -2055,7 +2089,7 @@
               <w:pStyle w:val="Compact"/>
             </w:pPr>
             <w:r>
-              <w:t xml:space="preserve">Team formation: solo participants pitch for 60 seconds; teams claim a statement on the board</w:t>
+              <w:t xml:space="preserve">Team formation: solo participants pitch for 60 seconds; teams write their name under a track on the board</w:t>
             </w:r>
           </w:p>
         </w:tc>
@@ -2113,7 +2147,7 @@
               <w:pStyle w:val="Compact"/>
             </w:pPr>
             <w:r>
-              <w:t xml:space="preserve">Claim board closes; shared-statement teams have declared their distinct user</w:t>
+              <w:t xml:space="preserve">Track board closes</w:t>
             </w:r>
           </w:p>
         </w:tc>

--- a/docs/02-theme-tracks-judging-agenda.docx
+++ b/docs/02-theme-tracks-judging-agenda.docx
@@ -43,23 +43,23 @@
         <w:t xml:space="preserve"> </w:t>
       </w:r>
       <w:r>
-        <w:t xml:space="preserve">Six tracks:</w:t>
-      </w:r>
-      <w:r>
-        <w:t xml:space="preserve"> </w:t>
-      </w:r>
-      <w:r>
-        <w:rPr>
-          <w:b/>
-          <w:bCs/>
-        </w:rPr>
-        <w:t xml:space="preserve">Health, Sustainability, Education, Fintech, AI, Open.</w:t>
-      </w:r>
-      <w:r>
-        <w:t xml:space="preserve"> </w:t>
-      </w:r>
-      <w:r>
-        <w:t xml:space="preserve">Teams build anything inside a track. The problem bank below is now a list of optional ideas (28 on the website, covering Health, Sustainability, Education, Fintech and AI); there is no track board and no three-team limit. Sections 1 to 4 below are kept as background for the Health and Sustainability tracks. Awards across all tracks: Most Creative, Most Impactful, Most Technically Complex.</w:t>
+        <w:t xml:space="preserve">Five tracks:</w:t>
+      </w:r>
+      <w:r>
+        <w:t xml:space="preserve"> </w:t>
+      </w:r>
+      <w:r>
+        <w:rPr>
+          <w:b/>
+          <w:bCs/>
+        </w:rPr>
+        <w:t xml:space="preserve">Healthcare, Sustainability, Education, Humanity, AI.</w:t>
+      </w:r>
+      <w:r>
+        <w:t xml:space="preserve"> </w:t>
+      </w:r>
+      <w:r>
+        <w:t xml:space="preserve">Software only. Teams build anything inside a track. The problem bank below is now a list of optional ideas (30 on the website); there is no track board limit and no three-team cap. Sections 1 to 4 below are kept as background for the Healthcare and Sustainability tracks. Finals: the five track winners, plus one wildcard if the scores call for it, present on stage, so five or six teams speak. Awards across all tracks: Most Creative, Most Impactful, Most Technically Complex.</w:t>
       </w:r>
     </w:p>
     <w:p>
@@ -1866,7 +1866,7 @@
         <w:t xml:space="preserve"> </w:t>
       </w:r>
       <w:r>
-        <w:t xml:space="preserve">Each track has a panel of three judges: one engineer or scientist, one professional from the track's field (health, environment, education, finance or AI), one sponsor representative. From 13:30 to 15:00 Sunday the panel visits every team in its track at the table: 3 minutes demo, 2 minutes questions. Judges score independently; scores are averaged. The highest team per track plus the two highest non-winners overall present on stage for 5 minutes each. The full panel of 18 scores the finals on the same rubric for the overall top three. Ties: 3-minute discussion, then the higher "solves a real problem" score wins. No judge scores a team from their own school or company.</w:t>
+        <w:t xml:space="preserve">Each track has a panel of three judges: one engineer or scientist, one professional from the track's field (healthcare, environment, education, social work or AI), one sponsor representative. From 13:30 to 15:00 Sunday the panel visits every team in its track at the table: 3 minutes demo, 2 minutes questions. Judges score independently; scores are averaged. The highest team per track (five), plus the highest non-winner if the judges agree its score is close to a winner's, present on stage for 5 minutes each: five or six finalists. The full panel of 15 scores the finals on the same rubric for the overall top three. Ties: 3-minute discussion, then the higher "solves a real problem" score wins. No judge scores a team from their own school or company.</w:t>
       </w:r>
     </w:p>
     <w:p>
@@ -2829,7 +2829,7 @@
               <w:pStyle w:val="Compact"/>
             </w:pPr>
             <w:r>
-              <w:t xml:space="preserve">Awards: best design, best beginner, six track awards presented by track sponsors, then third, second and first from the cash pool, first presented by the title sponsor</w:t>
+              <w:t xml:space="preserve">Awards: Most Creative, Most Impactful, Most Technically Complex, five track awards presented by track sponsors, then third, second and first from the cash pool, first presented by the title sponsor</w:t>
             </w:r>
           </w:p>
         </w:tc>
@@ -2970,13 +2970,13 @@
           <w:b/>
           <w:bCs/>
         </w:rPr>
-        <w:t xml:space="preserve">Judges, 18.</w:t>
-      </w:r>
-      <w:r>
-        <w:t xml:space="preserve"> </w:t>
-      </w:r>
-      <w:r>
-        <w:t xml:space="preserve">Three per track: one engineer or data scientist, one health or environment professional (Uram Care's network, MNUMS, hospitals, the air pollution agency, environmental NGOs), one sponsor representative. Ask by October 16, confirm by October 30, brief on November 6 and again at 11:00 on the day.</w:t>
+        <w:t xml:space="preserve">Judges, 15.</w:t>
+      </w:r>
+      <w:r>
+        <w:t xml:space="preserve"> </w:t>
+      </w:r>
+      <w:r>
+        <w:t xml:space="preserve">Three per track (five tracks): one engineer or data scientist, one health or environment professional (Uram Care's network, MNUMS, hospitals, the air pollution agency, environmental NGOs), one sponsor representative. Ask by October 16, confirm by October 30, brief on November 6 and again at 11:00 on the day.</w:t>
       </w:r>
     </w:p>
     <w:p>

--- a/docs/02-theme-tracks-judging-agenda.docx
+++ b/docs/02-theme-tracks-judging-agenda.docx
@@ -59,7 +59,7 @@
         <w:t xml:space="preserve"> </w:t>
       </w:r>
       <w:r>
-        <w:t xml:space="preserve">Software only. Teams build anything inside a track. The problem bank below is now a list of optional ideas (30 on the website); there is no track board limit and no three-team cap. Sections 1 to 4 below are kept as background for the Healthcare and Sustainability tracks. Finals: the five track winners, plus one wildcard if the scores call for it, present on stage, so five or six teams speak. Awards across all tracks: Most Creative, Most Impactful, Most Technically Complex.</w:t>
+        <w:t xml:space="preserve">Software only. There is no problem list, as at TreeHacks: teams build anything inside a track. The old problem bank in section 4 is background only. Sections 1 to 4 below are kept as background for the Healthcare and Sustainability tracks. Finals: the five track winners, plus one wildcard if the scores call for it, present on stage, so five or six teams speak. Awards across all tracks: Most Creative, Most Impactful, Most Technically Complex.</w:t>
       </w:r>
     </w:p>
     <w:p>
@@ -2940,7 +2940,7 @@
         <w:t xml:space="preserve"> </w:t>
       </w:r>
       <w:r>
-        <w:t xml:space="preserve">Target 260 registrations for 220 attending; cap at 300 with a waitlist. Mostly secondary school students, plus first- and second-year university students, from 25+ institutions; most participants are under 18. Recruitment runs through the website and the organizers' own networks, not through schools. Participation is 45,000 MNT per person, paid to Uram Enerel NGO. Registration opens October 12 and closes November 3.</w:t>
+        <w:t xml:space="preserve">Target 260 registrations for 220 attending; cap at 300 with a waitlist. Mostly secondary school students, plus first- and second-year university students, from 25+ institutions; most participants are under 18. Recruitment runs through the website and the organizers' own networks, not through schools. Participation is 45,000 MNT per person, paid to Uram Enerel NGO. Registration opens October 17 and closes November 3.</w:t>
       </w:r>
     </w:p>
     <w:p>

--- a/docs/02-theme-tracks-judging-agenda.docx
+++ b/docs/02-theme-tracks-judging-agenda.docx
@@ -1884,7 +1884,7 @@
         <w:t xml:space="preserve"> </w:t>
       </w:r>
       <w:r>
-        <w:t xml:space="preserve">A cash pool for the overall top three of at least 5,000,000 MNT, split 50 / 30 / 20, paid to the team by Uram Enerel with 5 percent personal income tax withheld. The pool grows with every prize-pool sponsor; the final size is announced on October 26, after commitments close. Internal target 15,000,000. Six track awards: certificates plus whatever the track sponsor puts up. Three awards across all tracks, as at Stanford's TreeHacks: Most Creative, Most Impactful and Most Technically Complex, each with a certificate and a prize from a prize sponsor; the full judging panel picks them. A team can win one placed prize and one track or cross-track award.</w:t>
+        <w:t xml:space="preserve">A cash pool for the overall top three of at least 5,000,000 MNT, split 50 / 30 / 20, paid to the team by Uram Enerel with 5 percent personal income tax withheld. The pool grows with every prize-pool sponsor; the final size is announced on October 26, after commitments close. Internal target 15,000,000. Five track awards: 2,000,000 MNT to each track-winning team, paid from the track sponsorship (5 percent tax withheld), plus a certificate. Three awards across all tracks, as at Stanford's TreeHacks: Most Creative, Most Impactful and Most Technically Complex, each with a certificate and a prize from a prize sponsor; the full judging panel picks them. A team can win one placed prize and one track or cross-track award.</w:t>
       </w:r>
     </w:p>
     <w:p>

--- a/docs/02-theme-tracks-judging-agenda.docx
+++ b/docs/02-theme-tracks-judging-agenda.docx
@@ -2065,7 +2065,7 @@
               <w:pStyle w:val="Compact"/>
             </w:pPr>
             <w:r>
-              <w:t xml:space="preserve">Opening, 30 minutes: welcome from Hackathon Mongolia; Uram Enerel and [government body]; title sponsor 5 min; the six tracks in one minute each by their sponsors or the organizers; rules, schedule, safety and overnight rules</w:t>
+              <w:t xml:space="preserve">Opening, 30 minutes: welcome from Hackathon Mongolia; Uram Enerel and [government body]; Platinum sponsors, 2 minutes each; the five tracks in one minute each by their Gold sponsors or the organizers; rules, schedule, safety and overnight rules</w:t>
             </w:r>
           </w:p>
         </w:tc>

--- a/docs/02-theme-tracks-judging-agenda.docx
+++ b/docs/02-theme-tracks-judging-agenda.docx
@@ -307,7 +307,7 @@
         <w:t xml:space="preserve"> </w:t>
       </w:r>
       <w:r>
-        <w:t xml:space="preserve">At team formation on Saturday, each team claims one statement on a public board. A statement closes after three claims. Teams that share a statement must declare a different target user or approach on the board, in one line, before 14:00.</w:t>
+        <w:t xml:space="preserve">At team formation on Saturday, each team claims one statement on a public board. A statement closes after three claims. Teams that share a statement must declare a different target user or approach on the board, in one line, before 16:00.</w:t>
       </w:r>
     </w:p>
     <w:p>
@@ -1504,7 +1504,7 @@
         <w:t xml:space="preserve"> </w:t>
       </w:r>
       <w:r>
-        <w:t xml:space="preserve">Two to four people. Form before the event or at team formation Saturday 12:30. One team per person, one submission per team, one track per team.</w:t>
+        <w:t xml:space="preserve">Two to four people. Form before the event or at team formation Saturday 14:30. One team per person, one submission per team, one track per team.</w:t>
       </w:r>
     </w:p>
     <w:p>
@@ -1522,7 +1522,7 @@
         <w:t xml:space="preserve"> </w:t>
       </w:r>
       <w:r>
-        <w:t xml:space="preserve">Everything is built between Saturday 13:00 and Sunday 13:00. Public libraries, frameworks, APIs, templates, AI assistants and open datasets are allowed; say what you used. Pre-existing code, work by people not on the team, and copying another team are not allowed. Judges may inspect repository history.</w:t>
+        <w:t xml:space="preserve">Everything is built between Saturday 15:00 and Sunday 15:00. Public libraries, frameworks, APIs, templates, AI assistants and open datasets are allowed; say what you used. Pre-existing code, work by people not on the team, and copying another team are not allowed. Judges may inspect repository history.</w:t>
       </w:r>
     </w:p>
     <w:p>
@@ -1570,7 +1570,7 @@
           <w:b/>
           <w:bCs/>
         </w:rPr>
-        <w:t xml:space="preserve">Submission, Sunday 13:00 sharp.</w:t>
+        <w:t xml:space="preserve">Submission, Sunday 15:00 sharp.</w:t>
       </w:r>
       <w:r>
         <w:t xml:space="preserve"> </w:t>
@@ -1866,7 +1866,7 @@
         <w:t xml:space="preserve"> </w:t>
       </w:r>
       <w:r>
-        <w:t xml:space="preserve">Each track has a panel of three judges: one engineer or scientist, one professional from the track's field (healthcare, environment, education, social work or AI), one sponsor representative. From 13:30 to 15:00 Sunday the panel visits every team in its track at the table: 3 minutes demo, 2 minutes questions. Judges score independently; scores are averaged. The highest team per track (five), plus the highest non-winner if the judges agree its score is close to a winner's, present on stage for 5 minutes each: five or six finalists. The full panel of 15 scores the finals on the same rubric for the overall top three. Ties: 3-minute discussion, then the higher "solves a real problem" score wins. No judge scores a team from their own school or company.</w:t>
+        <w:t xml:space="preserve">Each track has a panel of three judges: one engineer or scientist, one professional from the track's field (healthcare, environment, education, social work or AI), one sponsor representative. From 15:30 to 17:00 Sunday the panel visits every team in its track at the table: 3 minutes demo, 2 minutes questions. Judges score independently; scores are averaged. The highest team per track (five), plus the highest non-winner if the judges agree its score is close to a winner's, present on stage for 5 minutes each: five or six finalists. The full panel of 15 scores the finals on the same rubric for the overall top three. Ties: 3-minute discussion, then the higher "solves a real problem" score wins. No judge scores a team from their own school or company.</w:t>
       </w:r>
     </w:p>
     <w:p>
@@ -1909,7 +1909,7 @@
         <w:pStyle w:val="FirstParagraph"/>
       </w:pPr>
       <w:r>
-        <w:t xml:space="preserve">24 hours of hacking, Saturday 13:00 to Sunday 13:00. Venue access needed Saturday 10:00 to Sunday 18:30.</w:t>
+        <w:t xml:space="preserve">24 hours of hacking, Saturday 15:00 to Sunday 15:00, so participants taking the SAT on Saturday morning can come. Venue access needed Saturday 12:00 to Sunday 20:30.</w:t>
       </w:r>
       <w:r>
         <w:t xml:space="preserve"> </w:t>
@@ -1925,7 +1925,7 @@
         <w:t xml:space="preserve"> </w:t>
       </w:r>
       <w:r>
-        <w:t xml:space="preserve">if overnight is refused: Saturday 11:00 to 21:00 and Sunday 09:00 to 17:00, submissions Sunday 13:00, everything else unchanged.</w:t>
+        <w:t xml:space="preserve">if overnight is refused: Saturday 13:00 to 21:00 and Sunday 09:00 to 19:00, submissions Sunday 15:00, everything else unchanged.</w:t>
       </w:r>
     </w:p>
     <w:bookmarkStart w:id="21" w:name="saturday-november-7"/>
@@ -1982,7 +1982,7 @@
               <w:pStyle w:val="Compact"/>
             </w:pPr>
             <w:r>
-              <w:t xml:space="preserve">10:00</w:t>
+              <w:t xml:space="preserve">12:00</w:t>
             </w:r>
           </w:p>
         </w:tc>
@@ -2006,7 +2006,7 @@
               <w:pStyle w:val="Compact"/>
             </w:pPr>
             <w:r>
-              <w:t xml:space="preserve">10:30</w:t>
+              <w:t xml:space="preserve">12:30</w:t>
             </w:r>
           </w:p>
         </w:tc>
@@ -2030,7 +2030,7 @@
               <w:pStyle w:val="Compact"/>
             </w:pPr>
             <w:r>
-              <w:t xml:space="preserve">11:00</w:t>
+              <w:t xml:space="preserve">13:00</w:t>
             </w:r>
           </w:p>
         </w:tc>
@@ -2054,7 +2054,7 @@
               <w:pStyle w:val="Compact"/>
             </w:pPr>
             <w:r>
-              <w:t xml:space="preserve">12:00</w:t>
+              <w:t xml:space="preserve">14:00</w:t>
             </w:r>
           </w:p>
         </w:tc>
@@ -2078,7 +2078,7 @@
               <w:pStyle w:val="Compact"/>
             </w:pPr>
             <w:r>
-              <w:t xml:space="preserve">12:30</w:t>
+              <w:t xml:space="preserve">14:30</w:t>
             </w:r>
           </w:p>
         </w:tc>
@@ -2102,7 +2102,7 @@
               <w:pStyle w:val="Compact"/>
             </w:pPr>
             <w:r>
-              <w:t xml:space="preserve">13:00</w:t>
+              <w:t xml:space="preserve">15:00</w:t>
             </w:r>
           </w:p>
         </w:tc>
@@ -2136,7 +2136,7 @@
               <w:pStyle w:val="Compact"/>
             </w:pPr>
             <w:r>
-              <w:t xml:space="preserve">14:00</w:t>
+              <w:t xml:space="preserve">16:00</w:t>
             </w:r>
           </w:p>
         </w:tc>
@@ -2160,7 +2160,7 @@
               <w:pStyle w:val="Compact"/>
             </w:pPr>
             <w:r>
-              <w:t xml:space="preserve">14:30</w:t>
+              <w:t xml:space="preserve">16:30</w:t>
             </w:r>
           </w:p>
         </w:tc>
@@ -2184,7 +2184,7 @@
               <w:pStyle w:val="Compact"/>
             </w:pPr>
             <w:r>
-              <w:t xml:space="preserve">16:00</w:t>
+              <w:t xml:space="preserve">18:00</w:t>
             </w:r>
           </w:p>
         </w:tc>
@@ -2208,18 +2208,18 @@
               <w:pStyle w:val="Compact"/>
             </w:pPr>
             <w:r>
-              <w:t xml:space="preserve">17:30</w:t>
-            </w:r>
-          </w:p>
-        </w:tc>
-        <w:tc>
-          <w:tcPr/>
-          <w:p>
-            <w:pPr>
-              <w:pStyle w:val="Compact"/>
-            </w:pPr>
-            <w:r>
-              <w:t xml:space="preserve">Workshop 2, 30 min: "How to demo in 3 minutes"</w:t>
+              <w:t xml:space="preserve">19:00</w:t>
+            </w:r>
+          </w:p>
+        </w:tc>
+        <w:tc>
+          <w:tcPr/>
+          <w:p>
+            <w:pPr>
+              <w:pStyle w:val="Compact"/>
+            </w:pPr>
+            <w:r>
+              <w:t xml:space="preserve">Dinner</w:t>
             </w:r>
           </w:p>
         </w:tc>
@@ -2232,18 +2232,18 @@
               <w:pStyle w:val="Compact"/>
             </w:pPr>
             <w:r>
-              <w:t xml:space="preserve">19:00</w:t>
-            </w:r>
-          </w:p>
-        </w:tc>
-        <w:tc>
-          <w:tcPr/>
-          <w:p>
-            <w:pPr>
-              <w:pStyle w:val="Compact"/>
-            </w:pPr>
-            <w:r>
-              <w:t xml:space="preserve">Dinner</w:t>
+              <w:t xml:space="preserve">19:45</w:t>
+            </w:r>
+          </w:p>
+        </w:tc>
+        <w:tc>
+          <w:tcPr/>
+          <w:p>
+            <w:pPr>
+              <w:pStyle w:val="Compact"/>
+            </w:pPr>
+            <w:r>
+              <w:t xml:space="preserve">Workshop 2, 30 min: "How to demo in 3 minutes"</w:t>
             </w:r>
           </w:p>
         </w:tc>
@@ -2411,7 +2411,31 @@
               <w:pStyle w:val="Compact"/>
             </w:pPr>
             <w:r>
-              <w:t xml:space="preserve">Halfway time check. Quiet hours begin: no music, no mic. Sleeping rooms open. Two adults awake per 100 participants, one floor walk every 30 minutes, night mentor on call in the chat</w:t>
+              <w:t xml:space="preserve">Quiet hours begin: no music, no mic. Sleeping rooms open. Two adults awake per 100 participants, one floor walk every 30 minutes, night mentor on call in the chat</w:t>
+            </w:r>
+          </w:p>
+        </w:tc>
+      </w:tr>
+      <w:tr>
+        <w:tc>
+          <w:tcPr/>
+          <w:p>
+            <w:pPr>
+              <w:pStyle w:val="Compact"/>
+            </w:pPr>
+            <w:r>
+              <w:t xml:space="preserve">03:00</w:t>
+            </w:r>
+          </w:p>
+        </w:tc>
+        <w:tc>
+          <w:tcPr/>
+          <w:p>
+            <w:pPr>
+              <w:pStyle w:val="Compact"/>
+            </w:pPr>
+            <w:r>
+              <w:t xml:space="preserve">Halfway point, posted in the chat</w:t>
             </w:r>
           </w:p>
         </w:tc>
@@ -2555,7 +2579,7 @@
               <w:pStyle w:val="Compact"/>
             </w:pPr>
             <w:r>
-              <w:t xml:space="preserve">Participants who went home are back. Three-hour time check; what a submission needs</w:t>
+              <w:t xml:space="preserve">Participants who went home are back</w:t>
             </w:r>
           </w:p>
         </w:tc>
@@ -2568,18 +2592,18 @@
               <w:pStyle w:val="Compact"/>
             </w:pPr>
             <w:r>
-              <w:t xml:space="preserve">11:00</w:t>
-            </w:r>
-          </w:p>
-        </w:tc>
-        <w:tc>
-          <w:tcPr/>
-          <w:p>
-            <w:pPr>
-              <w:pStyle w:val="Compact"/>
-            </w:pPr>
-            <w:r>
-              <w:t xml:space="preserve">Judges arrive. Judge briefing, 30 min, side room: rubric, track assignments, timing</w:t>
+              <w:t xml:space="preserve">12:00</w:t>
+            </w:r>
+          </w:p>
+        </w:tc>
+        <w:tc>
+          <w:tcPr/>
+          <w:p>
+            <w:pPr>
+              <w:pStyle w:val="Compact"/>
+            </w:pPr>
+            <w:r>
+              <w:t xml:space="preserve">Three-hour time check; what a submission needs</w:t>
             </w:r>
           </w:p>
         </w:tc>
@@ -2592,18 +2616,18 @@
               <w:pStyle w:val="Compact"/>
             </w:pPr>
             <w:r>
-              <w:t xml:space="preserve">12:00</w:t>
-            </w:r>
-          </w:p>
-        </w:tc>
-        <w:tc>
-          <w:tcPr/>
-          <w:p>
-            <w:pPr>
-              <w:pStyle w:val="Compact"/>
-            </w:pPr>
-            <w:r>
-              <w:t xml:space="preserve">One-hour warning. Submission form on screen</w:t>
+              <w:t xml:space="preserve">12:15</w:t>
+            </w:r>
+          </w:p>
+        </w:tc>
+        <w:tc>
+          <w:tcPr/>
+          <w:p>
+            <w:pPr>
+              <w:pStyle w:val="Compact"/>
+            </w:pPr>
+            <w:r>
+              <w:t xml:space="preserve">Lunch at tables</w:t>
             </w:r>
           </w:p>
         </w:tc>
@@ -2616,18 +2640,18 @@
               <w:pStyle w:val="Compact"/>
             </w:pPr>
             <w:r>
-              <w:t xml:space="preserve">12:15</w:t>
-            </w:r>
-          </w:p>
-        </w:tc>
-        <w:tc>
-          <w:tcPr/>
-          <w:p>
-            <w:pPr>
-              <w:pStyle w:val="Compact"/>
-            </w:pPr>
-            <w:r>
-              <w:t xml:space="preserve">Lunch at tables</w:t>
+              <w:t xml:space="preserve">13:00</w:t>
+            </w:r>
+          </w:p>
+        </w:tc>
+        <w:tc>
+          <w:tcPr/>
+          <w:p>
+            <w:pPr>
+              <w:pStyle w:val="Compact"/>
+            </w:pPr>
+            <w:r>
+              <w:t xml:space="preserve">Judges arrive. Judge briefing, 30 min, side room: rubric, track assignments, timing</w:t>
             </w:r>
           </w:p>
         </w:tc>
@@ -2640,18 +2664,18 @@
               <w:pStyle w:val="Compact"/>
             </w:pPr>
             <w:r>
-              <w:t xml:space="preserve">12:45</w:t>
-            </w:r>
-          </w:p>
-        </w:tc>
-        <w:tc>
-          <w:tcPr/>
-          <w:p>
-            <w:pPr>
-              <w:pStyle w:val="Compact"/>
-            </w:pPr>
-            <w:r>
-              <w:t xml:space="preserve">Fifteen-minute warning</w:t>
+              <w:t xml:space="preserve">14:00</w:t>
+            </w:r>
+          </w:p>
+        </w:tc>
+        <w:tc>
+          <w:tcPr/>
+          <w:p>
+            <w:pPr>
+              <w:pStyle w:val="Compact"/>
+            </w:pPr>
+            <w:r>
+              <w:t xml:space="preserve">One-hour warning. Submission form on screen</w:t>
             </w:r>
           </w:p>
         </w:tc>
@@ -2664,7 +2688,31 @@
               <w:pStyle w:val="Compact"/>
             </w:pPr>
             <w:r>
-              <w:t xml:space="preserve">13:00</w:t>
+              <w:t xml:space="preserve">14:45</w:t>
+            </w:r>
+          </w:p>
+        </w:tc>
+        <w:tc>
+          <w:tcPr/>
+          <w:p>
+            <w:pPr>
+              <w:pStyle w:val="Compact"/>
+            </w:pPr>
+            <w:r>
+              <w:t xml:space="preserve">Fifteen-minute warning</w:t>
+            </w:r>
+          </w:p>
+        </w:tc>
+      </w:tr>
+      <w:tr>
+        <w:tc>
+          <w:tcPr/>
+          <w:p>
+            <w:pPr>
+              <w:pStyle w:val="Compact"/>
+            </w:pPr>
+            <w:r>
+              <w:t xml:space="preserve">15:00</w:t>
             </w:r>
           </w:p>
         </w:tc>
@@ -2698,7 +2746,7 @@
               <w:pStyle w:val="Compact"/>
             </w:pPr>
             <w:r>
-              <w:t xml:space="preserve">13:15</w:t>
+              <w:t xml:space="preserve">15:15</w:t>
             </w:r>
           </w:p>
         </w:tc>
@@ -2722,7 +2770,7 @@
               <w:pStyle w:val="Compact"/>
             </w:pPr>
             <w:r>
-              <w:t xml:space="preserve">13:30</w:t>
+              <w:t xml:space="preserve">15:30</w:t>
             </w:r>
           </w:p>
         </w:tc>
@@ -2746,7 +2794,7 @@
               <w:pStyle w:val="Compact"/>
             </w:pPr>
             <w:r>
-              <w:t xml:space="preserve">15:00</w:t>
+              <w:t xml:space="preserve">17:00</w:t>
             </w:r>
           </w:p>
         </w:tc>
@@ -2770,7 +2818,7 @@
               <w:pStyle w:val="Compact"/>
             </w:pPr>
             <w:r>
-              <w:t xml:space="preserve">15:15</w:t>
+              <w:t xml:space="preserve">17:15</w:t>
             </w:r>
           </w:p>
         </w:tc>
@@ -2794,7 +2842,7 @@
               <w:pStyle w:val="Compact"/>
             </w:pPr>
             <w:r>
-              <w:t xml:space="preserve">16:00</w:t>
+              <w:t xml:space="preserve">18:00</w:t>
             </w:r>
           </w:p>
         </w:tc>
@@ -2818,7 +2866,7 @@
               <w:pStyle w:val="Compact"/>
             </w:pPr>
             <w:r>
-              <w:t xml:space="preserve">16:20</w:t>
+              <w:t xml:space="preserve">18:20</w:t>
             </w:r>
           </w:p>
         </w:tc>
@@ -2842,7 +2890,7 @@
               <w:pStyle w:val="Compact"/>
             </w:pPr>
             <w:r>
-              <w:t xml:space="preserve">16:50</w:t>
+              <w:t xml:space="preserve">18:50</w:t>
             </w:r>
           </w:p>
         </w:tc>
@@ -2866,7 +2914,7 @@
               <w:pStyle w:val="Compact"/>
             </w:pPr>
             <w:r>
-              <w:t xml:space="preserve">17:00</w:t>
+              <w:t xml:space="preserve">19:00</w:t>
             </w:r>
           </w:p>
         </w:tc>
@@ -2890,18 +2938,18 @@
               <w:pStyle w:val="Compact"/>
             </w:pPr>
             <w:r>
-              <w:t xml:space="preserve">17:30</w:t>
-            </w:r>
-          </w:p>
-        </w:tc>
-        <w:tc>
-          <w:tcPr/>
-          <w:p>
-            <w:pPr>
-              <w:pStyle w:val="Compact"/>
-            </w:pPr>
-            <w:r>
-              <w:t xml:space="preserve">Cleanup; venue handed back by 18:30</w:t>
+              <w:t xml:space="preserve">19:30</w:t>
+            </w:r>
+          </w:p>
+        </w:tc>
+        <w:tc>
+          <w:tcPr/>
+          <w:p>
+            <w:pPr>
+              <w:pStyle w:val="Compact"/>
+            </w:pPr>
+            <w:r>
+              <w:t xml:space="preserve">Cleanup; venue handed back by 20:30</w:t>
             </w:r>
           </w:p>
         </w:tc>
@@ -2976,7 +3024,7 @@
         <w:t xml:space="preserve"> </w:t>
       </w:r>
       <w:r>
-        <w:t xml:space="preserve">Three per track (five tracks): one engineer or data scientist, one health or environment professional (Uram Care's network, MNUMS, hospitals, the air pollution agency, environmental NGOs), one sponsor representative. Ask by October 16, confirm by October 30, brief on November 6 and again at 11:00 on the day.</w:t>
+        <w:t xml:space="preserve">Three per track (five tracks): one engineer or data scientist, one health or environment professional (Uram Care's network, MNUMS, hospitals, the air pollution agency, environmental NGOs), one sponsor representative. Ask by October 16, confirm by October 30, brief on November 6 and again at 13:00 on the day.</w:t>
       </w:r>
     </w:p>
     <w:p>

--- a/docs/02-theme-tracks-judging-agenda.docx
+++ b/docs/02-theme-tracks-judging-agenda.docx
@@ -11,13 +11,13 @@
         <w:t xml:space="preserve">Touch Grass — Theme, Tracks, Judging and Agenda</w:t>
       </w:r>
     </w:p>
-    <w:bookmarkStart w:id="9" w:name="X8a3a83e2bc796b2a28364a399a943ec8e5cee38"/>
+    <w:bookmarkStart w:id="9" w:name="Xacadb74224676fb953d40e672f7a575bcb12c19"/>
     <w:p>
       <w:pPr>
         <w:pStyle w:val="Heading2"/>
       </w:pPr>
       <w:r>
-        <w:t xml:space="preserve">A 24-hour youth hackathon · November 7–8, 2026</w:t>
+        <w:t xml:space="preserve">A 24-hour youth hackathon · November 28–29, 2026</w:t>
       </w:r>
     </w:p>
     <w:p>
@@ -307,7 +307,7 @@
         <w:t xml:space="preserve"> </w:t>
       </w:r>
       <w:r>
-        <w:t xml:space="preserve">At team formation on Saturday, each team claims one statement on a public board. A statement closes after three claims. Teams that share a statement must declare a different target user or approach on the board, in one line, before 16:00.</w:t>
+        <w:t xml:space="preserve">At team formation on Saturday, each team claims one statement on a public board. A statement closes after three claims. Teams that share a statement must declare a different target user or approach on the board, in one line, before 14:00.</w:t>
       </w:r>
     </w:p>
     <w:p>
@@ -1451,7 +1451,7 @@
         <w:pStyle w:val="BodyText"/>
       </w:pPr>
       <w:r>
-        <w:t xml:space="preserve">Track sponsors may replace one statement in their track with their own, agreed by October 28.</w:t>
+        <w:t xml:space="preserve">Track sponsors may replace one statement in their track with their own, agreed by November 18.</w:t>
       </w:r>
     </w:p>
     <w:p>
@@ -1504,7 +1504,7 @@
         <w:t xml:space="preserve"> </w:t>
       </w:r>
       <w:r>
-        <w:t xml:space="preserve">Two to four people. Form before the event or at team formation Saturday 14:30. One team per person, one submission per team, one track per team.</w:t>
+        <w:t xml:space="preserve">Two to four people. Form before the event or at team formation Saturday 12:30. One team per person, one submission per team, one track per team.</w:t>
       </w:r>
     </w:p>
     <w:p>
@@ -1522,7 +1522,7 @@
         <w:t xml:space="preserve"> </w:t>
       </w:r>
       <w:r>
-        <w:t xml:space="preserve">Everything is built between Saturday 15:00 and Sunday 15:00. Public libraries, frameworks, APIs, templates, AI assistants and open datasets are allowed; say what you used. Pre-existing code, work by people not on the team, and copying another team are not allowed. Judges may inspect repository history.</w:t>
+        <w:t xml:space="preserve">Everything is built between Saturday 13:00 and Sunday 13:00. Public libraries, frameworks, APIs, templates, AI assistants and open datasets are allowed; say what you used. Pre-existing code, work by people not on the team, and copying another team are not allowed. Judges may inspect repository history.</w:t>
       </w:r>
     </w:p>
     <w:p>
@@ -1570,7 +1570,7 @@
           <w:b/>
           <w:bCs/>
         </w:rPr>
-        <w:t xml:space="preserve">Submission, Sunday 15:00 sharp.</w:t>
+        <w:t xml:space="preserve">Submission, Sunday 13:00 sharp.</w:t>
       </w:r>
       <w:r>
         <w:t xml:space="preserve"> </w:t>
@@ -1866,7 +1866,7 @@
         <w:t xml:space="preserve"> </w:t>
       </w:r>
       <w:r>
-        <w:t xml:space="preserve">Each track has a panel of three judges: one engineer or scientist, one professional from the track's field (healthcare, environment, education, social work or AI), one sponsor representative. From 15:30 to 17:00 Sunday the panel visits every team in its track at the table: 3 minutes demo, 2 minutes questions. Judges score independently; scores are averaged. The highest team per track (five), plus the highest non-winner if the judges agree its score is close to a winner's, present on stage for 5 minutes each: five or six finalists. The full panel of 15 scores the finals on the same rubric for the overall top three. Ties: 3-minute discussion, then the higher "solves a real problem" score wins. No judge scores a team from their own school or company.</w:t>
+        <w:t xml:space="preserve">Each track has a panel of three judges: one engineer or scientist, one professional from the track's field (healthcare, environment, education, social work or AI), one sponsor representative. From 13:30 to 15:00 Sunday the panel visits every team in its track at the table: 3 minutes demo, 2 minutes questions. Judges score independently; scores are averaged. The highest team per track (five), plus the highest non-winner if the judges agree its score is close to a winner's, present on stage for 5 minutes each: five or six finalists. The full panel of 15 scores the finals on the same rubric for the overall top three. Ties: 3-minute discussion, then the higher "solves a real problem" score wins. No judge scores a team from their own school or company.</w:t>
       </w:r>
     </w:p>
     <w:p>
@@ -1884,7 +1884,7 @@
         <w:t xml:space="preserve"> </w:t>
       </w:r>
       <w:r>
-        <w:t xml:space="preserve">A cash pool for the overall top three of at least 5,000,000 MNT, split 50 / 30 / 20, paid to the team by Uram Enerel with 5 percent personal income tax withheld. The pool grows with every prize-pool sponsor; the final size is announced on October 26, after commitments close. Internal target 15,000,000. Five track awards: 2,000,000 MNT to each track-winning team, paid from the track sponsorship (5 percent tax withheld), plus a certificate. Three awards across all tracks, as at Stanford's TreeHacks: Most Creative, Most Impactful and Most Technically Complex, each with a certificate and a prize from a prize sponsor; the full judging panel picks them. A team can win one placed prize and one track or cross-track award.</w:t>
+        <w:t xml:space="preserve">A cash pool for the overall top three of at least 5,000,000 MNT, split 50 / 30 / 20, paid to the team by Uram Enerel with 5 percent personal income tax withheld. The pool grows with every prize-pool sponsor; the final size is announced on November 16, after commitments close. Internal target 15,000,000. Five track awards: 2,000,000 MNT to each track-winning team, paid from the track sponsorship (5 percent tax withheld), plus a certificate. Three awards across all tracks, as at Stanford's TreeHacks: Most Creative, Most Impactful and Most Technically Complex, each with a certificate and a prize from a prize sponsor; the full judging panel picks them. A team can win one placed prize and one track or cross-track award.</w:t>
       </w:r>
     </w:p>
     <w:p>
@@ -1909,7 +1909,7 @@
         <w:pStyle w:val="FirstParagraph"/>
       </w:pPr>
       <w:r>
-        <w:t xml:space="preserve">24 hours of hacking, Saturday 15:00 to Sunday 15:00, so participants taking the SAT on Saturday morning can come. Venue access needed Saturday 12:00 to Sunday 20:30.</w:t>
+        <w:t xml:space="preserve">24 hours of hacking, Saturday 13:00 to Sunday 13:00. Venue access needed Saturday 10:00 to Sunday 18:30.</w:t>
       </w:r>
       <w:r>
         <w:t xml:space="preserve"> </w:t>
@@ -1925,16 +1925,16 @@
         <w:t xml:space="preserve"> </w:t>
       </w:r>
       <w:r>
-        <w:t xml:space="preserve">if overnight is refused: Saturday 13:00 to 21:00 and Sunday 09:00 to 19:00, submissions Sunday 15:00, everything else unchanged.</w:t>
-      </w:r>
-    </w:p>
-    <w:bookmarkStart w:id="21" w:name="saturday-november-7"/>
+        <w:t xml:space="preserve">if overnight is refused: Saturday 11:00 to 21:00 and Sunday 09:00 to 17:00, submissions Sunday 13:00, everything else unchanged.</w:t>
+      </w:r>
+    </w:p>
+    <w:bookmarkStart w:id="21" w:name="saturday-november-28"/>
     <w:p>
       <w:pPr>
         <w:pStyle w:val="Heading3"/>
       </w:pPr>
       <w:r>
-        <w:t xml:space="preserve">Saturday November 7</w:t>
+        <w:t xml:space="preserve">Saturday November 28</w:t>
       </w:r>
     </w:p>
     <w:tbl>
@@ -1982,7 +1982,7 @@
               <w:pStyle w:val="Compact"/>
             </w:pPr>
             <w:r>
-              <w:t xml:space="preserve">12:00</w:t>
+              <w:t xml:space="preserve">10:00</w:t>
             </w:r>
           </w:p>
         </w:tc>
@@ -2006,7 +2006,7 @@
               <w:pStyle w:val="Compact"/>
             </w:pPr>
             <w:r>
-              <w:t xml:space="preserve">12:30</w:t>
+              <w:t xml:space="preserve">10:30</w:t>
             </w:r>
           </w:p>
         </w:tc>
@@ -2030,7 +2030,7 @@
               <w:pStyle w:val="Compact"/>
             </w:pPr>
             <w:r>
-              <w:t xml:space="preserve">13:00</w:t>
+              <w:t xml:space="preserve">11:00</w:t>
             </w:r>
           </w:p>
         </w:tc>
@@ -2054,7 +2054,7 @@
               <w:pStyle w:val="Compact"/>
             </w:pPr>
             <w:r>
-              <w:t xml:space="preserve">14:00</w:t>
+              <w:t xml:space="preserve">12:00</w:t>
             </w:r>
           </w:p>
         </w:tc>
@@ -2078,7 +2078,7 @@
               <w:pStyle w:val="Compact"/>
             </w:pPr>
             <w:r>
-              <w:t xml:space="preserve">14:30</w:t>
+              <w:t xml:space="preserve">12:30</w:t>
             </w:r>
           </w:p>
         </w:tc>
@@ -2102,7 +2102,7 @@
               <w:pStyle w:val="Compact"/>
             </w:pPr>
             <w:r>
-              <w:t xml:space="preserve">15:00</w:t>
+              <w:t xml:space="preserve">13:00</w:t>
             </w:r>
           </w:p>
         </w:tc>
@@ -2136,7 +2136,7 @@
               <w:pStyle w:val="Compact"/>
             </w:pPr>
             <w:r>
-              <w:t xml:space="preserve">16:00</w:t>
+              <w:t xml:space="preserve">14:00</w:t>
             </w:r>
           </w:p>
         </w:tc>
@@ -2160,7 +2160,7 @@
               <w:pStyle w:val="Compact"/>
             </w:pPr>
             <w:r>
-              <w:t xml:space="preserve">16:30</w:t>
+              <w:t xml:space="preserve">14:30</w:t>
             </w:r>
           </w:p>
         </w:tc>
@@ -2184,7 +2184,7 @@
               <w:pStyle w:val="Compact"/>
             </w:pPr>
             <w:r>
-              <w:t xml:space="preserve">18:00</w:t>
+              <w:t xml:space="preserve">16:00</w:t>
             </w:r>
           </w:p>
         </w:tc>
@@ -2208,18 +2208,18 @@
               <w:pStyle w:val="Compact"/>
             </w:pPr>
             <w:r>
-              <w:t xml:space="preserve">19:00</w:t>
-            </w:r>
-          </w:p>
-        </w:tc>
-        <w:tc>
-          <w:tcPr/>
-          <w:p>
-            <w:pPr>
-              <w:pStyle w:val="Compact"/>
-            </w:pPr>
-            <w:r>
-              <w:t xml:space="preserve">Dinner</w:t>
+              <w:t xml:space="preserve">17:30</w:t>
+            </w:r>
+          </w:p>
+        </w:tc>
+        <w:tc>
+          <w:tcPr/>
+          <w:p>
+            <w:pPr>
+              <w:pStyle w:val="Compact"/>
+            </w:pPr>
+            <w:r>
+              <w:t xml:space="preserve">Workshop 2, 30 min: "How to demo in 3 minutes"</w:t>
             </w:r>
           </w:p>
         </w:tc>
@@ -2232,18 +2232,18 @@
               <w:pStyle w:val="Compact"/>
             </w:pPr>
             <w:r>
-              <w:t xml:space="preserve">19:45</w:t>
-            </w:r>
-          </w:p>
-        </w:tc>
-        <w:tc>
-          <w:tcPr/>
-          <w:p>
-            <w:pPr>
-              <w:pStyle w:val="Compact"/>
-            </w:pPr>
-            <w:r>
-              <w:t xml:space="preserve">Workshop 2, 30 min: "How to demo in 3 minutes"</w:t>
+              <w:t xml:space="preserve">19:00</w:t>
+            </w:r>
+          </w:p>
+        </w:tc>
+        <w:tc>
+          <w:tcPr/>
+          <w:p>
+            <w:pPr>
+              <w:pStyle w:val="Compact"/>
+            </w:pPr>
+            <w:r>
+              <w:t xml:space="preserve">Dinner</w:t>
             </w:r>
           </w:p>
         </w:tc>
@@ -2411,31 +2411,7 @@
               <w:pStyle w:val="Compact"/>
             </w:pPr>
             <w:r>
-              <w:t xml:space="preserve">Quiet hours begin: no music, no mic. Sleeping rooms open. Two adults awake per 100 participants, one floor walk every 30 minutes, night mentor on call in the chat</w:t>
-            </w:r>
-          </w:p>
-        </w:tc>
-      </w:tr>
-      <w:tr>
-        <w:tc>
-          <w:tcPr/>
-          <w:p>
-            <w:pPr>
-              <w:pStyle w:val="Compact"/>
-            </w:pPr>
-            <w:r>
-              <w:t xml:space="preserve">03:00</w:t>
-            </w:r>
-          </w:p>
-        </w:tc>
-        <w:tc>
-          <w:tcPr/>
-          <w:p>
-            <w:pPr>
-              <w:pStyle w:val="Compact"/>
-            </w:pPr>
-            <w:r>
-              <w:t xml:space="preserve">Halfway point, posted in the chat</w:t>
+              <w:t xml:space="preserve">Halfway time check. Quiet hours begin: no music, no mic. Sleeping rooms open. Two adults awake per 100 participants, one floor walk every 30 minutes, night mentor on call in the chat</w:t>
             </w:r>
           </w:p>
         </w:tc>
@@ -2490,13 +2466,13 @@
       </w:tr>
     </w:tbl>
     <w:bookmarkEnd w:id="22"/>
-    <w:bookmarkStart w:id="23" w:name="sunday-november-8"/>
+    <w:bookmarkStart w:id="23" w:name="sunday-november-29"/>
     <w:p>
       <w:pPr>
         <w:pStyle w:val="Heading3"/>
       </w:pPr>
       <w:r>
-        <w:t xml:space="preserve">Sunday November 8</w:t>
+        <w:t xml:space="preserve">Sunday November 29</w:t>
       </w:r>
     </w:p>
     <w:tbl>
@@ -2579,7 +2555,7 @@
               <w:pStyle w:val="Compact"/>
             </w:pPr>
             <w:r>
-              <w:t xml:space="preserve">Participants who went home are back</w:t>
+              <w:t xml:space="preserve">Participants who went home are back. Three-hour time check; what a submission needs</w:t>
             </w:r>
           </w:p>
         </w:tc>
@@ -2592,18 +2568,18 @@
               <w:pStyle w:val="Compact"/>
             </w:pPr>
             <w:r>
-              <w:t xml:space="preserve">12:00</w:t>
-            </w:r>
-          </w:p>
-        </w:tc>
-        <w:tc>
-          <w:tcPr/>
-          <w:p>
-            <w:pPr>
-              <w:pStyle w:val="Compact"/>
-            </w:pPr>
-            <w:r>
-              <w:t xml:space="preserve">Three-hour time check; what a submission needs</w:t>
+              <w:t xml:space="preserve">11:00</w:t>
+            </w:r>
+          </w:p>
+        </w:tc>
+        <w:tc>
+          <w:tcPr/>
+          <w:p>
+            <w:pPr>
+              <w:pStyle w:val="Compact"/>
+            </w:pPr>
+            <w:r>
+              <w:t xml:space="preserve">Judges arrive. Judge briefing, 30 min, side room: rubric, track assignments, timing</w:t>
             </w:r>
           </w:p>
         </w:tc>
@@ -2616,18 +2592,18 @@
               <w:pStyle w:val="Compact"/>
             </w:pPr>
             <w:r>
-              <w:t xml:space="preserve">12:15</w:t>
-            </w:r>
-          </w:p>
-        </w:tc>
-        <w:tc>
-          <w:tcPr/>
-          <w:p>
-            <w:pPr>
-              <w:pStyle w:val="Compact"/>
-            </w:pPr>
-            <w:r>
-              <w:t xml:space="preserve">Lunch at tables</w:t>
+              <w:t xml:space="preserve">12:00</w:t>
+            </w:r>
+          </w:p>
+        </w:tc>
+        <w:tc>
+          <w:tcPr/>
+          <w:p>
+            <w:pPr>
+              <w:pStyle w:val="Compact"/>
+            </w:pPr>
+            <w:r>
+              <w:t xml:space="preserve">One-hour warning. Submission form on screen</w:t>
             </w:r>
           </w:p>
         </w:tc>
@@ -2640,18 +2616,18 @@
               <w:pStyle w:val="Compact"/>
             </w:pPr>
             <w:r>
-              <w:t xml:space="preserve">13:00</w:t>
-            </w:r>
-          </w:p>
-        </w:tc>
-        <w:tc>
-          <w:tcPr/>
-          <w:p>
-            <w:pPr>
-              <w:pStyle w:val="Compact"/>
-            </w:pPr>
-            <w:r>
-              <w:t xml:space="preserve">Judges arrive. Judge briefing, 30 min, side room: rubric, track assignments, timing</w:t>
+              <w:t xml:space="preserve">12:15</w:t>
+            </w:r>
+          </w:p>
+        </w:tc>
+        <w:tc>
+          <w:tcPr/>
+          <w:p>
+            <w:pPr>
+              <w:pStyle w:val="Compact"/>
+            </w:pPr>
+            <w:r>
+              <w:t xml:space="preserve">Lunch at tables</w:t>
             </w:r>
           </w:p>
         </w:tc>
@@ -2664,18 +2640,18 @@
               <w:pStyle w:val="Compact"/>
             </w:pPr>
             <w:r>
-              <w:t xml:space="preserve">14:00</w:t>
-            </w:r>
-          </w:p>
-        </w:tc>
-        <w:tc>
-          <w:tcPr/>
-          <w:p>
-            <w:pPr>
-              <w:pStyle w:val="Compact"/>
-            </w:pPr>
-            <w:r>
-              <w:t xml:space="preserve">One-hour warning. Submission form on screen</w:t>
+              <w:t xml:space="preserve">12:45</w:t>
+            </w:r>
+          </w:p>
+        </w:tc>
+        <w:tc>
+          <w:tcPr/>
+          <w:p>
+            <w:pPr>
+              <w:pStyle w:val="Compact"/>
+            </w:pPr>
+            <w:r>
+              <w:t xml:space="preserve">Fifteen-minute warning</w:t>
             </w:r>
           </w:p>
         </w:tc>
@@ -2688,31 +2664,7 @@
               <w:pStyle w:val="Compact"/>
             </w:pPr>
             <w:r>
-              <w:t xml:space="preserve">14:45</w:t>
-            </w:r>
-          </w:p>
-        </w:tc>
-        <w:tc>
-          <w:tcPr/>
-          <w:p>
-            <w:pPr>
-              <w:pStyle w:val="Compact"/>
-            </w:pPr>
-            <w:r>
-              <w:t xml:space="preserve">Fifteen-minute warning</w:t>
-            </w:r>
-          </w:p>
-        </w:tc>
-      </w:tr>
-      <w:tr>
-        <w:tc>
-          <w:tcPr/>
-          <w:p>
-            <w:pPr>
-              <w:pStyle w:val="Compact"/>
-            </w:pPr>
-            <w:r>
-              <w:t xml:space="preserve">15:00</w:t>
+              <w:t xml:space="preserve">13:00</w:t>
             </w:r>
           </w:p>
         </w:tc>
@@ -2746,7 +2698,7 @@
               <w:pStyle w:val="Compact"/>
             </w:pPr>
             <w:r>
-              <w:t xml:space="preserve">15:15</w:t>
+              <w:t xml:space="preserve">13:15</w:t>
             </w:r>
           </w:p>
         </w:tc>
@@ -2770,7 +2722,7 @@
               <w:pStyle w:val="Compact"/>
             </w:pPr>
             <w:r>
-              <w:t xml:space="preserve">15:30</w:t>
+              <w:t xml:space="preserve">13:30</w:t>
             </w:r>
           </w:p>
         </w:tc>
@@ -2794,7 +2746,7 @@
               <w:pStyle w:val="Compact"/>
             </w:pPr>
             <w:r>
-              <w:t xml:space="preserve">17:00</w:t>
+              <w:t xml:space="preserve">15:00</w:t>
             </w:r>
           </w:p>
         </w:tc>
@@ -2818,7 +2770,7 @@
               <w:pStyle w:val="Compact"/>
             </w:pPr>
             <w:r>
-              <w:t xml:space="preserve">17:15</w:t>
+              <w:t xml:space="preserve">15:15</w:t>
             </w:r>
           </w:p>
         </w:tc>
@@ -2842,7 +2794,7 @@
               <w:pStyle w:val="Compact"/>
             </w:pPr>
             <w:r>
-              <w:t xml:space="preserve">18:00</w:t>
+              <w:t xml:space="preserve">16:00</w:t>
             </w:r>
           </w:p>
         </w:tc>
@@ -2866,7 +2818,7 @@
               <w:pStyle w:val="Compact"/>
             </w:pPr>
             <w:r>
-              <w:t xml:space="preserve">18:20</w:t>
+              <w:t xml:space="preserve">16:20</w:t>
             </w:r>
           </w:p>
         </w:tc>
@@ -2890,7 +2842,7 @@
               <w:pStyle w:val="Compact"/>
             </w:pPr>
             <w:r>
-              <w:t xml:space="preserve">18:50</w:t>
+              <w:t xml:space="preserve">16:50</w:t>
             </w:r>
           </w:p>
         </w:tc>
@@ -2914,7 +2866,7 @@
               <w:pStyle w:val="Compact"/>
             </w:pPr>
             <w:r>
-              <w:t xml:space="preserve">19:00</w:t>
+              <w:t xml:space="preserve">17:00</w:t>
             </w:r>
           </w:p>
         </w:tc>
@@ -2938,18 +2890,18 @@
               <w:pStyle w:val="Compact"/>
             </w:pPr>
             <w:r>
-              <w:t xml:space="preserve">19:30</w:t>
-            </w:r>
-          </w:p>
-        </w:tc>
-        <w:tc>
-          <w:tcPr/>
-          <w:p>
-            <w:pPr>
-              <w:pStyle w:val="Compact"/>
-            </w:pPr>
-            <w:r>
-              <w:t xml:space="preserve">Cleanup; venue handed back by 20:30</w:t>
+              <w:t xml:space="preserve">17:30</w:t>
+            </w:r>
+          </w:p>
+        </w:tc>
+        <w:tc>
+          <w:tcPr/>
+          <w:p>
+            <w:pPr>
+              <w:pStyle w:val="Compact"/>
+            </w:pPr>
+            <w:r>
+              <w:t xml:space="preserve">Cleanup; venue handed back by 18:30</w:t>
             </w:r>
           </w:p>
         </w:tc>
@@ -2988,7 +2940,7 @@
         <w:t xml:space="preserve"> </w:t>
       </w:r>
       <w:r>
-        <w:t xml:space="preserve">Target 260 registrations for 220 attending; cap at 300 with a waitlist. Mostly secondary school students, plus first- and second-year university students, from 25+ institutions; most participants are under 18. Recruitment runs through the website and the organizers' own networks, not through schools. Participation is 45,000 MNT per person, paid to Uram Enerel NGO. Registration opens October 17 and closes November 3.</w:t>
+        <w:t xml:space="preserve">Target 260 registrations for 220 attending; cap at 300 with a waitlist. Mostly secondary school students, plus first- and second-year university students, from 25+ institutions; most participants are under 18. Recruitment runs through the website and the organizers' own networks, not through schools. Participation is 45,000 MNT per person, paid to Uram Enerel NGO. Registration opens October 17 and closes November 24.</w:t>
       </w:r>
     </w:p>
     <w:p>
@@ -3006,7 +2958,7 @@
         <w:t xml:space="preserve"> </w:t>
       </w:r>
       <w:r>
-        <w:t xml:space="preserve">University students and engineers, at least two per track, three willing to stay past midnight. Ask by October 16, confirm by October 30.</w:t>
+        <w:t xml:space="preserve">University students and engineers, at least two per track, three willing to stay past midnight. Ask by October 16, confirm by November 20.</w:t>
       </w:r>
     </w:p>
     <w:p>
@@ -3024,7 +2976,7 @@
         <w:t xml:space="preserve"> </w:t>
       </w:r>
       <w:r>
-        <w:t xml:space="preserve">Three per track (five tracks): one engineer or data scientist, one health or environment professional (Uram Care's network, MNUMS, hospitals, the air pollution agency, environmental NGOs), one sponsor representative. Ask by October 16, confirm by October 30, brief on November 6 and again at 13:00 on the day.</w:t>
+        <w:t xml:space="preserve">Three per track (five tracks): one engineer or data scientist, one health or environment professional (Uram Care's network, MNUMS, hospitals, the air pollution agency, environmental NGOs), one sponsor representative. Ask by October 16, confirm by November 20, brief on November 27 and again at 11:00 on the day.</w:t>
       </w:r>
     </w:p>
     <w:p>

--- a/docs/02-theme-tracks-judging-agenda.docx
+++ b/docs/02-theme-tracks-judging-agenda.docx
@@ -1486,7 +1486,7 @@
         <w:t xml:space="preserve"> </w:t>
       </w:r>
       <w:r>
-        <w:t xml:space="preserve">Students aged 14 to 20 enrolled in a secondary school, university or college in Mongolia. Under-18s bring a signed parental consent form covering the overnight. Organizers, judges and mentors do not compete.</w:t>
+        <w:t xml:space="preserve">Anyone aged 16 to 26 in Mongolia: high school or university students, gap-year students, or young people who already work. Under-18s bring a signed parental consent form covering the overnight. Organizers, judges and mentors do not compete.</w:t>
       </w:r>
     </w:p>
     <w:p>
@@ -2940,7 +2940,7 @@
         <w:t xml:space="preserve"> </w:t>
       </w:r>
       <w:r>
-        <w:t xml:space="preserve">Target 260 registrations for 220 attending; cap at 300 with a waitlist. Mostly secondary school students, plus first- and second-year university students, from 25+ institutions; most participants are under 18. Recruitment runs through the website and the organizers' own networks, not through schools. Participation is 45,000 MNT per person, paid to Uram Enerel NGO. Registration opens October 17 and closes November 24.</w:t>
+        <w:t xml:space="preserve">Target 260 registrations for 220 attending; cap at 300 with a waitlist. High school and university students and young builders, from 25+ institutions; some participants are under 18. Recruitment runs through the website and the organizers' own networks, not through schools. Participation is 45,000 MNT per person, paid to Uram Enerel NGO. Registration opens October 17 and closes November 24.</w:t>
       </w:r>
     </w:p>
     <w:p>

--- a/docs/02-theme-tracks-judging-agenda.docx
+++ b/docs/02-theme-tracks-judging-agenda.docx
@@ -1884,7 +1884,7 @@
         <w:t xml:space="preserve"> </w:t>
       </w:r>
       <w:r>
-        <w:t xml:space="preserve">A cash pool for the overall top three of at least 5,000,000 MNT, split 50 / 30 / 20, paid to the team by Uram Enerel with 5 percent personal income tax withheld. The pool grows with every prize-pool sponsor; the final size is announced on November 16, after commitments close. Internal target 15,000,000. Five track awards: 2,000,000 MNT to each track-winning team, paid from the track sponsorship (5 percent tax withheld), plus a certificate. Three awards across all tracks, as at Stanford's TreeHacks: Most Creative, Most Impactful and Most Technically Complex, each with a certificate and a prize from a prize sponsor; the full judging panel picks them. A team can win one placed prize and one track or cross-track award.</w:t>
+        <w:t xml:space="preserve">A cash pool for the overall top three of at least 5,000,000 MNT, split 50 / 30 / 20, paid to the team by Uram Enerel with 5 percent personal income tax withheld. The pool grows with every prize-pool sponsor; the final size is announced on November 16, after commitments close. Internal target 15,000,000. Five track awards: each track-winning team receives its track sponsor's prize in kind (products, credits, a pilot or mentoring), plus a certificate. Three awards across all tracks, as at Stanford's TreeHacks: Most Creative, Most Impactful and Most Technically Complex, each with a certificate and a prize from a prize sponsor; the full judging panel picks them. A team can win one placed prize and one track or cross-track award.</w:t>
       </w:r>
     </w:p>
     <w:p>

--- a/docs/02-theme-tracks-judging-agenda.docx
+++ b/docs/02-theme-tracks-judging-agenda.docx
@@ -1884,7 +1884,7 @@
         <w:t xml:space="preserve"> </w:t>
       </w:r>
       <w:r>
-        <w:t xml:space="preserve">A cash pool for the overall top three of at least 5,000,000 MNT, split 50 / 30 / 20, paid to the team by Uram Enerel with 5 percent personal income tax withheld. The pool grows with every prize-pool sponsor; the final size is announced on November 16, after commitments close. Internal target 15,000,000. Five track awards: each track-winning team receives its track sponsor's prize in kind (products, credits, a pilot or mentoring), plus a certificate. Three awards across all tracks, as at Stanford's TreeHacks: Most Creative, Most Impactful and Most Technically Complex, each with a certificate and a prize from a prize sponsor; the full judging panel picks them. A team can win one placed prize and one track or cross-track award.</w:t>
+        <w:t xml:space="preserve">A cash pool for the overall top three of at least 5,000,000 MNT, split 50 / 30 / 20, paid to the team by Uram Enerel with 5 percent personal income tax withheld. The pool grows with every prize-pool sponsor; the final size is announced on November 16, after commitments close. Internal target 15,000,000. Five track awards: 2,000,000 MNT to each track-winning team, paid from the track sponsorship (5 percent tax withheld), plus a certificate. Three awards across all tracks, as at Stanford's TreeHacks: Most Creative, Most Impactful and Most Technically Complex, each with a certificate and a prize from a prize sponsor; the full judging panel picks them. A team can win one placed prize and one track or cross-track award.</w:t>
       </w:r>
     </w:p>
     <w:p>

--- a/docs/02-theme-tracks-judging-agenda.docx
+++ b/docs/02-theme-tracks-judging-agenda.docx
@@ -2958,7 +2958,7 @@
         <w:t xml:space="preserve"> </w:t>
       </w:r>
       <w:r>
-        <w:t xml:space="preserve">University students and engineers, at least two per track, three willing to stay past midnight. Ask by October 16, confirm by November 20.</w:t>
+        <w:t xml:space="preserve">University students and engineers, at least two per track, three willing to stay past midnight. GDG Ulaanbaatar (Google Developer Group), our community partner, provides 8–10 of them; we find the rest. Ask by October 16, confirm by November 20.</w:t>
       </w:r>
     </w:p>
     <w:p>
@@ -2976,7 +2976,7 @@
         <w:t xml:space="preserve"> </w:t>
       </w:r>
       <w:r>
-        <w:t xml:space="preserve">Three per track (five tracks): one engineer or data scientist, one health or environment professional (Uram Care's network, MNUMS, hospitals, the air pollution agency, environmental NGOs), one sponsor representative. Ask by October 16, confirm by November 20, brief on November 27 and again at 11:00 on the day.</w:t>
+        <w:t xml:space="preserve">Three per track (five tracks), five of them from GDG Ulaanbaatar: one engineer or data scientist, one health or environment professional (Uram Care's network, MNUMS, hospitals, the air pollution agency, environmental NGOs), one sponsor representative. Ask by October 16, confirm by November 20, brief on November 27 and again at 11:00 on the day.</w:t>
       </w:r>
     </w:p>
     <w:p>
